--- a/app/contracts/contrato_preadopcion.docx
+++ b/app/contracts/contrato_preadopcion.docx
@@ -4,10 +4,23 @@
   <w:body>
     <w:p>
       <w:pPr>
+        <w:widowControl w:val="0"/>
+        <w:pBdr>
+          <w:top w:val="nil"/>
+          <w:left w:val="nil"/>
+          <w:bottom w:val="nil"/>
+          <w:right w:val="nil"/>
+          <w:between w:val="nil"/>
+        </w:pBdr>
+      </w:pPr>
+    </w:p>
+    <w:p>
+      <w:pPr>
         <w:jc w:val="center"/>
         <w:rPr>
           <w:rFonts w:ascii="Times New Roman" w:eastAsia="Times New Roman" w:hAnsi="Times New Roman" w:cs="Times New Roman"/>
           <w:b/>
+          <w:bCs/>
           <w:sz w:val="30"/>
           <w:szCs w:val="30"/>
           <w:u w:val="single"/>
@@ -17,41 +30,12 @@
         <w:rPr>
           <w:rFonts w:ascii="Times New Roman" w:eastAsia="Times New Roman" w:hAnsi="Times New Roman" w:cs="Times New Roman"/>
           <w:b/>
+          <w:bCs/>
           <w:sz w:val="30"/>
           <w:szCs w:val="30"/>
           <w:u w:val="single"/>
         </w:rPr>
-        <w:t xml:space="preserve">CONTRATO DE </w:t>
-      </w:r>
-      <w:r>
-        <w:rPr>
-          <w:rFonts w:ascii="Times New Roman" w:eastAsia="Times New Roman" w:hAnsi="Times New Roman" w:cs="Times New Roman"/>
-          <w:b/>
-          <w:sz w:val="30"/>
-          <w:szCs w:val="30"/>
-          <w:u w:val="single"/>
-        </w:rPr>
-        <w:t>PRE-</w:t>
-      </w:r>
-      <w:r>
-        <w:rPr>
-          <w:rFonts w:ascii="Times New Roman" w:eastAsia="Times New Roman" w:hAnsi="Times New Roman" w:cs="Times New Roman"/>
-          <w:b/>
-          <w:sz w:val="30"/>
-          <w:szCs w:val="30"/>
-          <w:u w:val="single"/>
-        </w:rPr>
-        <w:t>ADOPCIÓN DE</w:t>
-      </w:r>
-      <w:r>
-        <w:rPr>
-          <w:rFonts w:ascii="Times New Roman" w:eastAsia="Times New Roman" w:hAnsi="Times New Roman" w:cs="Times New Roman"/>
-          <w:b/>
-          <w:sz w:val="30"/>
-          <w:szCs w:val="30"/>
-          <w:u w:val="single"/>
-        </w:rPr>
-        <w:t xml:space="preserve"> LA MASCOTA</w:t>
+        <w:t>CONTRATO DE PRE-ADOPCIÓN DE LA MASCOTA</w:t>
       </w:r>
     </w:p>
     <w:p/>
@@ -63,6 +47,7 @@
         <w:rPr>
           <w:rFonts w:ascii="Times New Roman" w:eastAsia="Times New Roman" w:hAnsi="Times New Roman" w:cs="Times New Roman"/>
           <w:b/>
+          <w:bCs/>
           <w:sz w:val="24"/>
           <w:szCs w:val="24"/>
         </w:rPr>
@@ -107,6 +92,7 @@
         <w:rPr>
           <w:rFonts w:ascii="Times New Roman" w:eastAsia="Times New Roman" w:hAnsi="Times New Roman" w:cs="Times New Roman"/>
           <w:b/>
+          <w:bCs/>
         </w:rPr>
         <w:t xml:space="preserve">Dña. Andrea María Quintana García </w:t>
       </w:r>
@@ -120,6 +106,7 @@
         <w:rPr>
           <w:rFonts w:ascii="Times New Roman" w:eastAsia="Times New Roman" w:hAnsi="Times New Roman" w:cs="Times New Roman"/>
           <w:b/>
+          <w:bCs/>
         </w:rPr>
         <w:t xml:space="preserve"> 70905660-H</w:t>
       </w:r>
@@ -127,25 +114,21 @@
         <w:rPr>
           <w:rFonts w:ascii="Times New Roman" w:eastAsia="Times New Roman" w:hAnsi="Times New Roman" w:cs="Times New Roman"/>
         </w:rPr>
-        <w:t>, en representación de la Asociación Protectora de Animales y Plantas “Siempre Fiel”, con CIF G37511995 con domicilio en María Auxiliadora, nº 2, 37004, Sa</w:t>
-      </w:r>
-      <w:r>
-        <w:rPr>
-          <w:rFonts w:ascii="Times New Roman" w:eastAsia="Times New Roman" w:hAnsi="Times New Roman" w:cs="Times New Roman"/>
-        </w:rPr>
-        <w:t>lamanca, con teléfono 606543844</w:t>
-      </w:r>
-      <w:r>
-        <w:rPr>
-          <w:rFonts w:ascii="Times New Roman" w:eastAsia="Times New Roman" w:hAnsi="Times New Roman" w:cs="Times New Roman"/>
-        </w:rPr>
-        <w:t xml:space="preserve"> - 722744137</w:t>
-      </w:r>
-      <w:r>
-        <w:rPr>
-          <w:rFonts w:ascii="Times New Roman" w:eastAsia="Times New Roman" w:hAnsi="Times New Roman" w:cs="Times New Roman"/>
-        </w:rPr>
-        <w:t xml:space="preserve">. </w:t>
+        <w:t xml:space="preserve">, en representación de la Asociación Protectora de Animales y Plantas “Siempre Fiel”, con CIF G37511995 con domicilio en María Auxiliadora, </w:t>
+      </w:r>
+      <w:proofErr w:type="spellStart"/>
+      <w:r>
+        <w:rPr>
+          <w:rFonts w:ascii="Times New Roman" w:eastAsia="Times New Roman" w:hAnsi="Times New Roman" w:cs="Times New Roman"/>
+        </w:rPr>
+        <w:t>nº</w:t>
+      </w:r>
+      <w:proofErr w:type="spellEnd"/>
+      <w:r>
+        <w:rPr>
+          <w:rFonts w:ascii="Times New Roman" w:eastAsia="Times New Roman" w:hAnsi="Times New Roman" w:cs="Times New Roman"/>
+        </w:rPr>
+        <w:t xml:space="preserve"> 2, 37004, Salamanca, con teléfono 606543844 - 722744137. </w:t>
       </w:r>
     </w:p>
     <w:p>
@@ -166,7 +149,7 @@
     <w:p/>
     <w:tbl>
       <w:tblPr>
-        <w:tblStyle w:val="a"/>
+        <w:tblStyle w:val="a1"/>
         <w:tblW w:w="9030" w:type="dxa"/>
         <w:tblInd w:w="-15" w:type="dxa"/>
         <w:tblBorders>
@@ -218,19 +201,11 @@
               <w:rPr>
                 <w:rFonts w:ascii="Times New Roman" w:eastAsia="Times New Roman" w:hAnsi="Times New Roman" w:cs="Times New Roman"/>
                 <w:b/>
+                <w:bCs/>
                 <w:sz w:val="20"/>
                 <w:szCs w:val="20"/>
               </w:rPr>
-              <w:t>NOMBRE Y APELLIDOS:</w:t>
-            </w:r>
-            <w:r>
-              <w:rPr>
-                <w:rFonts w:ascii="Times New Roman" w:eastAsia="Times New Roman" w:hAnsi="Times New Roman" w:cs="Times New Roman"/>
-                <w:b/>
-                <w:sz w:val="20"/>
-                <w:szCs w:val="20"/>
-              </w:rPr>
-              <w:t xml:space="preserve"> </w:t>
+              <w:t xml:space="preserve">NOMBRE Y APELLIDOS: </w:t>
             </w:r>
           </w:p>
         </w:tc>
@@ -269,19 +244,11 @@
               <w:rPr>
                 <w:rFonts w:ascii="Times New Roman" w:eastAsia="Times New Roman" w:hAnsi="Times New Roman" w:cs="Times New Roman"/>
                 <w:b/>
+                <w:bCs/>
                 <w:sz w:val="20"/>
                 <w:szCs w:val="20"/>
               </w:rPr>
-              <w:t>DNI</w:t>
-            </w:r>
-            <w:r>
-              <w:rPr>
-                <w:rFonts w:ascii="Times New Roman" w:eastAsia="Times New Roman" w:hAnsi="Times New Roman" w:cs="Times New Roman"/>
-                <w:b/>
-                <w:sz w:val="20"/>
-                <w:szCs w:val="20"/>
-              </w:rPr>
-              <w:t>:</w:t>
+              <w:t xml:space="preserve">DNI: </w:t>
             </w:r>
           </w:p>
         </w:tc>
@@ -315,19 +282,11 @@
               <w:rPr>
                 <w:rFonts w:ascii="Times New Roman" w:eastAsia="Times New Roman" w:hAnsi="Times New Roman" w:cs="Times New Roman"/>
                 <w:b/>
+                <w:bCs/>
                 <w:sz w:val="20"/>
                 <w:szCs w:val="20"/>
               </w:rPr>
-              <w:t>CORREO ELECTRÓNICO:</w:t>
-            </w:r>
-            <w:r>
-              <w:rPr>
-                <w:rFonts w:ascii="Times New Roman" w:eastAsia="Times New Roman" w:hAnsi="Times New Roman" w:cs="Times New Roman"/>
-                <w:b/>
-                <w:sz w:val="20"/>
-                <w:szCs w:val="20"/>
-              </w:rPr>
-              <w:t xml:space="preserve"> </w:t>
+              <w:t xml:space="preserve">CORREO ELECTRÓNICO: </w:t>
             </w:r>
           </w:p>
         </w:tc>
@@ -367,19 +326,11 @@
               <w:rPr>
                 <w:rFonts w:ascii="Times New Roman" w:eastAsia="Times New Roman" w:hAnsi="Times New Roman" w:cs="Times New Roman"/>
                 <w:b/>
+                <w:bCs/>
                 <w:sz w:val="20"/>
                 <w:szCs w:val="20"/>
               </w:rPr>
-              <w:t>DIRECCIÓN:</w:t>
-            </w:r>
-            <w:r>
-              <w:rPr>
-                <w:rFonts w:ascii="Times New Roman" w:eastAsia="Times New Roman" w:hAnsi="Times New Roman" w:cs="Times New Roman"/>
-                <w:b/>
-                <w:sz w:val="20"/>
-                <w:szCs w:val="20"/>
-              </w:rPr>
-              <w:t xml:space="preserve"> </w:t>
+              <w:t xml:space="preserve">DIRECCIÓN: </w:t>
             </w:r>
           </w:p>
         </w:tc>
@@ -418,19 +369,11 @@
               <w:rPr>
                 <w:rFonts w:ascii="Times New Roman" w:eastAsia="Times New Roman" w:hAnsi="Times New Roman" w:cs="Times New Roman"/>
                 <w:b/>
+                <w:bCs/>
                 <w:sz w:val="20"/>
                 <w:szCs w:val="20"/>
               </w:rPr>
-              <w:t>LOCALIDAD:</w:t>
-            </w:r>
-            <w:r>
-              <w:rPr>
-                <w:rFonts w:ascii="Times New Roman" w:eastAsia="Times New Roman" w:hAnsi="Times New Roman" w:cs="Times New Roman"/>
-                <w:b/>
-                <w:sz w:val="20"/>
-                <w:szCs w:val="20"/>
-              </w:rPr>
-              <w:t xml:space="preserve"> </w:t>
+              <w:t xml:space="preserve">LOCALIDAD: </w:t>
             </w:r>
           </w:p>
         </w:tc>
@@ -464,19 +407,11 @@
               <w:rPr>
                 <w:rFonts w:ascii="Times New Roman" w:eastAsia="Times New Roman" w:hAnsi="Times New Roman" w:cs="Times New Roman"/>
                 <w:b/>
+                <w:bCs/>
                 <w:sz w:val="20"/>
                 <w:szCs w:val="20"/>
               </w:rPr>
-              <w:t>PROVINCIA:</w:t>
-            </w:r>
-            <w:r>
-              <w:rPr>
-                <w:rFonts w:ascii="Times New Roman" w:eastAsia="Times New Roman" w:hAnsi="Times New Roman" w:cs="Times New Roman"/>
-                <w:b/>
-                <w:sz w:val="20"/>
-                <w:szCs w:val="20"/>
-              </w:rPr>
-              <w:t xml:space="preserve"> </w:t>
+              <w:t xml:space="preserve">PROVINCIA: </w:t>
             </w:r>
           </w:p>
         </w:tc>
@@ -515,19 +450,11 @@
               <w:rPr>
                 <w:rFonts w:ascii="Times New Roman" w:eastAsia="Times New Roman" w:hAnsi="Times New Roman" w:cs="Times New Roman"/>
                 <w:b/>
+                <w:bCs/>
                 <w:sz w:val="20"/>
                 <w:szCs w:val="20"/>
               </w:rPr>
-              <w:t>C.P:</w:t>
-            </w:r>
-            <w:r>
-              <w:rPr>
-                <w:rFonts w:ascii="Times New Roman" w:eastAsia="Times New Roman" w:hAnsi="Times New Roman" w:cs="Times New Roman"/>
-                <w:b/>
-                <w:sz w:val="20"/>
-                <w:szCs w:val="20"/>
-              </w:rPr>
-              <w:t xml:space="preserve"> </w:t>
+              <w:t xml:space="preserve">C.P: </w:t>
             </w:r>
           </w:p>
         </w:tc>
@@ -561,19 +488,11 @@
               <w:rPr>
                 <w:rFonts w:ascii="Times New Roman" w:eastAsia="Times New Roman" w:hAnsi="Times New Roman" w:cs="Times New Roman"/>
                 <w:b/>
+                <w:bCs/>
                 <w:sz w:val="20"/>
                 <w:szCs w:val="20"/>
               </w:rPr>
-              <w:t>TELÉFONO:</w:t>
-            </w:r>
-            <w:r>
-              <w:rPr>
-                <w:rFonts w:ascii="Times New Roman" w:eastAsia="Times New Roman" w:hAnsi="Times New Roman" w:cs="Times New Roman"/>
-                <w:b/>
-                <w:sz w:val="20"/>
-                <w:szCs w:val="20"/>
-              </w:rPr>
-              <w:t xml:space="preserve"> </w:t>
+              <w:t xml:space="preserve">TELÉFONO: </w:t>
             </w:r>
           </w:p>
         </w:tc>
@@ -586,6 +505,7 @@
         <w:rPr>
           <w:rFonts w:ascii="Times New Roman" w:eastAsia="Times New Roman" w:hAnsi="Times New Roman" w:cs="Times New Roman"/>
           <w:b/>
+          <w:bCs/>
           <w:u w:val="single"/>
         </w:rPr>
       </w:pPr>
@@ -593,6 +513,7 @@
         <w:rPr>
           <w:rFonts w:ascii="Times New Roman" w:eastAsia="Times New Roman" w:hAnsi="Times New Roman" w:cs="Times New Roman"/>
           <w:b/>
+          <w:bCs/>
           <w:u w:val="single"/>
         </w:rPr>
         <w:t>DATOS DE LA MASCOTA</w:t>
@@ -608,7 +529,7 @@
     </w:p>
     <w:tbl>
       <w:tblPr>
-        <w:tblStyle w:val="a0"/>
+        <w:tblStyle w:val="a2"/>
         <w:tblW w:w="9030" w:type="dxa"/>
         <w:tblInd w:w="0" w:type="dxa"/>
         <w:tblBorders>
@@ -650,6 +571,7 @@
               <w:rPr>
                 <w:rFonts w:ascii="Times New Roman" w:eastAsia="Times New Roman" w:hAnsi="Times New Roman" w:cs="Times New Roman"/>
                 <w:b/>
+                <w:bCs/>
                 <w:sz w:val="18"/>
                 <w:szCs w:val="18"/>
               </w:rPr>
@@ -658,19 +580,11 @@
               <w:rPr>
                 <w:rFonts w:ascii="Times New Roman" w:eastAsia="Times New Roman" w:hAnsi="Times New Roman" w:cs="Times New Roman"/>
                 <w:b/>
+                <w:bCs/>
                 <w:sz w:val="18"/>
                 <w:szCs w:val="18"/>
               </w:rPr>
-              <w:t xml:space="preserve">NOMBRE:   </w:t>
-            </w:r>
-            <w:r>
-              <w:rPr>
-                <w:rFonts w:ascii="Times New Roman" w:eastAsia="Times New Roman" w:hAnsi="Times New Roman" w:cs="Times New Roman"/>
-                <w:b/>
-                <w:sz w:val="18"/>
-                <w:szCs w:val="18"/>
-              </w:rPr>
-              <w:t xml:space="preserve"> </w:t>
+              <w:t xml:space="preserve">NOMBRE:    </w:t>
             </w:r>
           </w:p>
         </w:tc>
@@ -692,6 +606,7 @@
               <w:rPr>
                 <w:rFonts w:ascii="Times New Roman" w:eastAsia="Times New Roman" w:hAnsi="Times New Roman" w:cs="Times New Roman"/>
                 <w:b/>
+                <w:bCs/>
                 <w:sz w:val="18"/>
                 <w:szCs w:val="18"/>
               </w:rPr>
@@ -700,10 +615,11 @@
               <w:rPr>
                 <w:rFonts w:ascii="Times New Roman" w:eastAsia="Times New Roman" w:hAnsi="Times New Roman" w:cs="Times New Roman"/>
                 <w:b/>
+                <w:bCs/>
                 <w:sz w:val="18"/>
                 <w:szCs w:val="18"/>
               </w:rPr>
-              <w:t>ESPECIE: CANINA</w:t>
+              <w:t xml:space="preserve">ESPECIE: </w:t>
             </w:r>
           </w:p>
         </w:tc>
@@ -731,6 +647,7 @@
               <w:rPr>
                 <w:rFonts w:ascii="Times New Roman" w:eastAsia="Times New Roman" w:hAnsi="Times New Roman" w:cs="Times New Roman"/>
                 <w:b/>
+                <w:bCs/>
                 <w:sz w:val="18"/>
                 <w:szCs w:val="18"/>
               </w:rPr>
@@ -739,6 +656,7 @@
               <w:rPr>
                 <w:rFonts w:ascii="Times New Roman" w:eastAsia="Times New Roman" w:hAnsi="Times New Roman" w:cs="Times New Roman"/>
                 <w:b/>
+                <w:bCs/>
                 <w:sz w:val="18"/>
                 <w:szCs w:val="18"/>
               </w:rPr>
@@ -764,18 +682,32 @@
               <w:rPr>
                 <w:rFonts w:ascii="Times New Roman" w:eastAsia="Times New Roman" w:hAnsi="Times New Roman" w:cs="Times New Roman"/>
                 <w:b/>
+                <w:bCs/>
                 <w:sz w:val="18"/>
                 <w:szCs w:val="18"/>
               </w:rPr>
             </w:pPr>
+            <w:proofErr w:type="spellStart"/>
             <w:r>
               <w:rPr>
                 <w:rFonts w:ascii="Times New Roman" w:eastAsia="Times New Roman" w:hAnsi="Times New Roman" w:cs="Times New Roman"/>
                 <w:b/>
+                <w:bCs/>
                 <w:sz w:val="18"/>
                 <w:szCs w:val="18"/>
               </w:rPr>
-              <w:t xml:space="preserve">Nº PASAPORTE: </w:t>
+              <w:t>Nº</w:t>
+            </w:r>
+            <w:proofErr w:type="spellEnd"/>
+            <w:r>
+              <w:rPr>
+                <w:rFonts w:ascii="Times New Roman" w:eastAsia="Times New Roman" w:hAnsi="Times New Roman" w:cs="Times New Roman"/>
+                <w:b/>
+                <w:bCs/>
+                <w:sz w:val="18"/>
+                <w:szCs w:val="18"/>
+              </w:rPr>
+              <w:t xml:space="preserve"> PASAPORTE: </w:t>
             </w:r>
           </w:p>
         </w:tc>
@@ -802,6 +734,7 @@
               <w:rPr>
                 <w:rFonts w:ascii="Times New Roman" w:eastAsia="Times New Roman" w:hAnsi="Times New Roman" w:cs="Times New Roman"/>
                 <w:b/>
+                <w:bCs/>
                 <w:sz w:val="18"/>
                 <w:szCs w:val="18"/>
               </w:rPr>
@@ -810,10 +743,11 @@
               <w:rPr>
                 <w:rFonts w:ascii="Times New Roman" w:eastAsia="Times New Roman" w:hAnsi="Times New Roman" w:cs="Times New Roman"/>
                 <w:b/>
+                <w:bCs/>
                 <w:sz w:val="18"/>
                 <w:szCs w:val="18"/>
               </w:rPr>
-              <w:t xml:space="preserve">RAZA: </w:t>
+              <w:t>RAZA:</w:t>
             </w:r>
           </w:p>
         </w:tc>
@@ -835,6 +769,7 @@
               <w:rPr>
                 <w:rFonts w:ascii="Times New Roman" w:eastAsia="Times New Roman" w:hAnsi="Times New Roman" w:cs="Times New Roman"/>
                 <w:b/>
+                <w:bCs/>
                 <w:sz w:val="18"/>
                 <w:szCs w:val="18"/>
               </w:rPr>
@@ -843,19 +778,11 @@
               <w:rPr>
                 <w:rFonts w:ascii="Times New Roman" w:eastAsia="Times New Roman" w:hAnsi="Times New Roman" w:cs="Times New Roman"/>
                 <w:b/>
+                <w:bCs/>
                 <w:sz w:val="18"/>
                 <w:szCs w:val="18"/>
               </w:rPr>
-              <w:t>S</w:t>
-            </w:r>
-            <w:r>
-              <w:rPr>
-                <w:rFonts w:ascii="Times New Roman" w:eastAsia="Times New Roman" w:hAnsi="Times New Roman" w:cs="Times New Roman"/>
-                <w:b/>
-                <w:sz w:val="18"/>
-                <w:szCs w:val="18"/>
-              </w:rPr>
-              <w:t xml:space="preserve">EXO: </w:t>
+              <w:t xml:space="preserve">SEXO: </w:t>
             </w:r>
           </w:p>
         </w:tc>
@@ -877,18 +804,32 @@
               <w:rPr>
                 <w:rFonts w:ascii="Times New Roman" w:eastAsia="Times New Roman" w:hAnsi="Times New Roman" w:cs="Times New Roman"/>
                 <w:b/>
+                <w:bCs/>
                 <w:sz w:val="18"/>
                 <w:szCs w:val="18"/>
               </w:rPr>
             </w:pPr>
+            <w:proofErr w:type="gramStart"/>
             <w:r>
               <w:rPr>
                 <w:rFonts w:ascii="Times New Roman" w:eastAsia="Times New Roman" w:hAnsi="Times New Roman" w:cs="Times New Roman"/>
                 <w:b/>
+                <w:bCs/>
                 <w:sz w:val="18"/>
                 <w:szCs w:val="18"/>
               </w:rPr>
-              <w:t xml:space="preserve">F.NACIMIENTO: </w:t>
+              <w:t>F.NACIMIENTO</w:t>
+            </w:r>
+            <w:proofErr w:type="gramEnd"/>
+            <w:r>
+              <w:rPr>
+                <w:rFonts w:ascii="Times New Roman" w:eastAsia="Times New Roman" w:hAnsi="Times New Roman" w:cs="Times New Roman"/>
+                <w:b/>
+                <w:bCs/>
+                <w:sz w:val="18"/>
+                <w:szCs w:val="18"/>
+              </w:rPr>
+              <w:t xml:space="preserve">: </w:t>
             </w:r>
           </w:p>
         </w:tc>
@@ -915,6 +856,7 @@
               <w:rPr>
                 <w:rFonts w:ascii="Times New Roman" w:eastAsia="Times New Roman" w:hAnsi="Times New Roman" w:cs="Times New Roman"/>
                 <w:b/>
+                <w:bCs/>
                 <w:sz w:val="18"/>
                 <w:szCs w:val="18"/>
               </w:rPr>
@@ -923,6 +865,7 @@
               <w:rPr>
                 <w:rFonts w:ascii="Times New Roman" w:eastAsia="Times New Roman" w:hAnsi="Times New Roman" w:cs="Times New Roman"/>
                 <w:b/>
+                <w:bCs/>
                 <w:sz w:val="18"/>
                 <w:szCs w:val="18"/>
               </w:rPr>
@@ -948,6 +891,7 @@
               <w:rPr>
                 <w:rFonts w:ascii="Times New Roman" w:eastAsia="Times New Roman" w:hAnsi="Times New Roman" w:cs="Times New Roman"/>
                 <w:b/>
+                <w:bCs/>
                 <w:sz w:val="18"/>
                 <w:szCs w:val="18"/>
               </w:rPr>
@@ -956,19 +900,11 @@
               <w:rPr>
                 <w:rFonts w:ascii="Times New Roman" w:eastAsia="Times New Roman" w:hAnsi="Times New Roman" w:cs="Times New Roman"/>
                 <w:b/>
+                <w:bCs/>
                 <w:sz w:val="18"/>
                 <w:szCs w:val="18"/>
               </w:rPr>
-              <w:t>T</w:t>
-            </w:r>
-            <w:r>
-              <w:rPr>
-                <w:rFonts w:ascii="Times New Roman" w:eastAsia="Times New Roman" w:hAnsi="Times New Roman" w:cs="Times New Roman"/>
-                <w:b/>
-                <w:sz w:val="18"/>
-                <w:szCs w:val="18"/>
-              </w:rPr>
-              <w:t xml:space="preserve">AMAÑO: </w:t>
+              <w:t xml:space="preserve">TAMAÑO:  </w:t>
             </w:r>
           </w:p>
         </w:tc>
@@ -990,6 +926,7 @@
               <w:rPr>
                 <w:rFonts w:ascii="Times New Roman" w:eastAsia="Times New Roman" w:hAnsi="Times New Roman" w:cs="Times New Roman"/>
                 <w:b/>
+                <w:bCs/>
                 <w:sz w:val="18"/>
                 <w:szCs w:val="18"/>
               </w:rPr>
@@ -998,10 +935,11 @@
               <w:rPr>
                 <w:rFonts w:ascii="Times New Roman" w:eastAsia="Times New Roman" w:hAnsi="Times New Roman" w:cs="Times New Roman"/>
                 <w:b/>
+                <w:bCs/>
                 <w:sz w:val="18"/>
                 <w:szCs w:val="18"/>
               </w:rPr>
-              <w:t xml:space="preserve">ESTERILIZADO: </w:t>
+              <w:t xml:space="preserve">ESTERILIZADO:  </w:t>
             </w:r>
           </w:p>
         </w:tc>
@@ -1025,6 +963,7 @@
         <w:rPr>
           <w:rFonts w:ascii="Times New Roman" w:eastAsia="Times New Roman" w:hAnsi="Times New Roman" w:cs="Times New Roman"/>
           <w:b/>
+          <w:bCs/>
         </w:rPr>
         <w:t>CONTRATO</w:t>
       </w:r>
@@ -1050,6 +989,7 @@
         <w:rPr>
           <w:rFonts w:ascii="Times New Roman" w:eastAsia="Times New Roman" w:hAnsi="Times New Roman" w:cs="Times New Roman"/>
           <w:b/>
+          <w:bCs/>
           <w:sz w:val="24"/>
           <w:szCs w:val="24"/>
         </w:rPr>
@@ -1064,6 +1004,7 @@
         <w:rPr>
           <w:rFonts w:ascii="Times New Roman" w:eastAsia="Times New Roman" w:hAnsi="Times New Roman" w:cs="Times New Roman"/>
           <w:b/>
+          <w:bCs/>
         </w:rPr>
         <w:t xml:space="preserve">  </w:t>
       </w:r>
@@ -1071,6 +1012,7 @@
         <w:rPr>
           <w:rFonts w:ascii="Times New Roman" w:eastAsia="Times New Roman" w:hAnsi="Times New Roman" w:cs="Times New Roman"/>
           <w:b/>
+          <w:bCs/>
           <w:sz w:val="24"/>
           <w:szCs w:val="24"/>
         </w:rPr>
@@ -1125,11 +1067,36 @@
         <w:rPr>
           <w:rFonts w:ascii="Times New Roman" w:eastAsia="Times New Roman" w:hAnsi="Times New Roman" w:cs="Times New Roman"/>
           <w:b/>
-          <w:color w:val="000000"/>
-          <w:sz w:val="20"/>
-          <w:szCs w:val="20"/>
-        </w:rPr>
-        <w:t xml:space="preserve">recibo en régimen de preadopción </w:t>
+          <w:bCs/>
+          <w:color w:val="000000"/>
+          <w:sz w:val="20"/>
+          <w:szCs w:val="20"/>
+        </w:rPr>
+        <w:t xml:space="preserve">recibo en régimen de </w:t>
+      </w:r>
+      <w:proofErr w:type="spellStart"/>
+      <w:r>
+        <w:rPr>
+          <w:rFonts w:ascii="Times New Roman" w:eastAsia="Times New Roman" w:hAnsi="Times New Roman" w:cs="Times New Roman"/>
+          <w:b/>
+          <w:bCs/>
+          <w:color w:val="000000"/>
+          <w:sz w:val="20"/>
+          <w:szCs w:val="20"/>
+        </w:rPr>
+        <w:t>preadopción</w:t>
+      </w:r>
+      <w:proofErr w:type="spellEnd"/>
+      <w:r>
+        <w:rPr>
+          <w:rFonts w:ascii="Times New Roman" w:eastAsia="Times New Roman" w:hAnsi="Times New Roman" w:cs="Times New Roman"/>
+          <w:b/>
+          <w:bCs/>
+          <w:color w:val="000000"/>
+          <w:sz w:val="20"/>
+          <w:szCs w:val="20"/>
+        </w:rPr>
+        <w:t xml:space="preserve"> </w:t>
       </w:r>
       <w:r>
         <w:rPr>
@@ -1144,6 +1111,7 @@
         <w:rPr>
           <w:rFonts w:ascii="Times New Roman" w:eastAsia="Times New Roman" w:hAnsi="Times New Roman" w:cs="Times New Roman"/>
           <w:b/>
+          <w:bCs/>
           <w:color w:val="000000"/>
           <w:sz w:val="20"/>
           <w:szCs w:val="20"/>
@@ -1242,61 +1210,22 @@
           <w:right w:val="nil"/>
           <w:between w:val="nil"/>
         </w:pBdr>
-        <w:spacing w:before="11" w:line="360" w:lineRule="auto"/>
-        <w:ind w:right="601"/>
-        <w:jc w:val="both"/>
-        <w:rPr>
-          <w:rFonts w:ascii="Times New Roman" w:eastAsia="Times New Roman" w:hAnsi="Times New Roman" w:cs="Times New Roman"/>
-          <w:color w:val="000000"/>
-          <w:sz w:val="20"/>
-          <w:szCs w:val="20"/>
-        </w:rPr>
-      </w:pPr>
-    </w:p>
-    <w:p>
-      <w:pPr>
-        <w:widowControl w:val="0"/>
-        <w:pBdr>
-          <w:top w:val="nil"/>
-          <w:left w:val="nil"/>
-          <w:bottom w:val="nil"/>
-          <w:right w:val="nil"/>
-          <w:between w:val="nil"/>
-        </w:pBdr>
-        <w:spacing w:before="11" w:line="360" w:lineRule="auto"/>
-        <w:ind w:right="601"/>
-        <w:jc w:val="both"/>
-        <w:rPr>
-          <w:rFonts w:ascii="Times New Roman" w:eastAsia="Times New Roman" w:hAnsi="Times New Roman" w:cs="Times New Roman"/>
-          <w:color w:val="000000"/>
-          <w:sz w:val="20"/>
-          <w:szCs w:val="20"/>
-        </w:rPr>
-      </w:pPr>
-    </w:p>
-    <w:p>
-      <w:pPr>
-        <w:widowControl w:val="0"/>
-        <w:pBdr>
-          <w:top w:val="nil"/>
-          <w:left w:val="nil"/>
-          <w:bottom w:val="nil"/>
-          <w:right w:val="nil"/>
-          <w:between w:val="nil"/>
-        </w:pBdr>
         <w:spacing w:before="302" w:line="360" w:lineRule="auto"/>
         <w:ind w:right="592"/>
         <w:jc w:val="both"/>
         <w:rPr>
           <w:rFonts w:ascii="Times New Roman" w:eastAsia="Times New Roman" w:hAnsi="Times New Roman" w:cs="Times New Roman"/>
-          <w:sz w:val="20"/>
-          <w:szCs w:val="20"/>
-        </w:rPr>
-      </w:pPr>
-      <w:r>
-        <w:rPr>
-          <w:rFonts w:ascii="Times New Roman" w:eastAsia="Times New Roman" w:hAnsi="Times New Roman" w:cs="Times New Roman"/>
-          <w:b/>
+          <w:b/>
+          <w:bCs/>
+          <w:sz w:val="20"/>
+          <w:szCs w:val="20"/>
+        </w:rPr>
+      </w:pPr>
+      <w:r>
+        <w:rPr>
+          <w:rFonts w:ascii="Times New Roman" w:eastAsia="Times New Roman" w:hAnsi="Times New Roman" w:cs="Times New Roman"/>
+          <w:b/>
+          <w:bCs/>
           <w:color w:val="000000"/>
           <w:sz w:val="20"/>
           <w:szCs w:val="20"/>
@@ -1311,12 +1240,33 @@
           <w:sz w:val="20"/>
           <w:szCs w:val="20"/>
         </w:rPr>
-        <w:t xml:space="preserve">- La persona que inicia la pre-adopción se compromete a </w:t>
-      </w:r>
-      <w:r>
-        <w:rPr>
-          <w:rFonts w:ascii="Times New Roman" w:eastAsia="Times New Roman" w:hAnsi="Times New Roman" w:cs="Times New Roman"/>
-          <w:b/>
+        <w:t xml:space="preserve">- La persona que inicia la </w:t>
+      </w:r>
+      <w:proofErr w:type="spellStart"/>
+      <w:r>
+        <w:rPr>
+          <w:rFonts w:ascii="Times New Roman" w:eastAsia="Times New Roman" w:hAnsi="Times New Roman" w:cs="Times New Roman"/>
+          <w:color w:val="000000"/>
+          <w:sz w:val="20"/>
+          <w:szCs w:val="20"/>
+        </w:rPr>
+        <w:t>pre-adopción</w:t>
+      </w:r>
+      <w:proofErr w:type="spellEnd"/>
+      <w:r>
+        <w:rPr>
+          <w:rFonts w:ascii="Times New Roman" w:eastAsia="Times New Roman" w:hAnsi="Times New Roman" w:cs="Times New Roman"/>
+          <w:color w:val="000000"/>
+          <w:sz w:val="20"/>
+          <w:szCs w:val="20"/>
+        </w:rPr>
+        <w:t xml:space="preserve"> se compromete a </w:t>
+      </w:r>
+      <w:r>
+        <w:rPr>
+          <w:rFonts w:ascii="Times New Roman" w:eastAsia="Times New Roman" w:hAnsi="Times New Roman" w:cs="Times New Roman"/>
+          <w:b/>
+          <w:bCs/>
           <w:color w:val="000000"/>
           <w:sz w:val="20"/>
           <w:szCs w:val="20"/>
@@ -1355,6 +1305,7 @@
         <w:rPr>
           <w:rFonts w:ascii="Times New Roman" w:eastAsia="Times New Roman" w:hAnsi="Times New Roman" w:cs="Times New Roman"/>
           <w:b/>
+          <w:bCs/>
           <w:color w:val="000000"/>
           <w:sz w:val="20"/>
           <w:szCs w:val="20"/>
@@ -1374,6 +1325,7 @@
         <w:rPr>
           <w:rFonts w:ascii="Times New Roman" w:eastAsia="Times New Roman" w:hAnsi="Times New Roman" w:cs="Times New Roman"/>
           <w:b/>
+          <w:bCs/>
           <w:color w:val="000000"/>
           <w:sz w:val="20"/>
           <w:szCs w:val="20"/>
@@ -1406,15 +1358,17 @@
         <w:rPr>
           <w:rFonts w:ascii="Times New Roman" w:eastAsia="Times New Roman" w:hAnsi="Times New Roman" w:cs="Times New Roman"/>
           <w:b/>
-          <w:color w:val="000000"/>
-          <w:sz w:val="20"/>
-          <w:szCs w:val="20"/>
-        </w:rPr>
-      </w:pPr>
-      <w:r>
-        <w:rPr>
-          <w:rFonts w:ascii="Times New Roman" w:eastAsia="Times New Roman" w:hAnsi="Times New Roman" w:cs="Times New Roman"/>
-          <w:b/>
+          <w:bCs/>
+          <w:color w:val="000000"/>
+          <w:sz w:val="20"/>
+          <w:szCs w:val="20"/>
+        </w:rPr>
+      </w:pPr>
+      <w:r>
+        <w:rPr>
+          <w:rFonts w:ascii="Times New Roman" w:eastAsia="Times New Roman" w:hAnsi="Times New Roman" w:cs="Times New Roman"/>
+          <w:b/>
+          <w:bCs/>
           <w:color w:val="000000"/>
           <w:sz w:val="20"/>
           <w:szCs w:val="20"/>
@@ -1434,6 +1388,7 @@
         <w:rPr>
           <w:rFonts w:ascii="Times New Roman" w:eastAsia="Times New Roman" w:hAnsi="Times New Roman" w:cs="Times New Roman"/>
           <w:b/>
+          <w:bCs/>
           <w:color w:val="000000"/>
           <w:sz w:val="20"/>
           <w:szCs w:val="20"/>
@@ -1453,6 +1408,7 @@
         <w:rPr>
           <w:rFonts w:ascii="Times New Roman" w:eastAsia="Times New Roman" w:hAnsi="Times New Roman" w:cs="Times New Roman"/>
           <w:b/>
+          <w:bCs/>
           <w:color w:val="000000"/>
           <w:sz w:val="20"/>
           <w:szCs w:val="20"/>
@@ -1476,15 +1432,17 @@
         <w:rPr>
           <w:rFonts w:ascii="Times New Roman" w:eastAsia="Times New Roman" w:hAnsi="Times New Roman" w:cs="Times New Roman"/>
           <w:b/>
-          <w:color w:val="000000"/>
-          <w:sz w:val="20"/>
-          <w:szCs w:val="20"/>
-        </w:rPr>
-      </w:pPr>
-      <w:r>
-        <w:rPr>
-          <w:rFonts w:ascii="Times New Roman" w:eastAsia="Times New Roman" w:hAnsi="Times New Roman" w:cs="Times New Roman"/>
-          <w:b/>
+          <w:bCs/>
+          <w:color w:val="000000"/>
+          <w:sz w:val="20"/>
+          <w:szCs w:val="20"/>
+        </w:rPr>
+      </w:pPr>
+      <w:r>
+        <w:rPr>
+          <w:rFonts w:ascii="Times New Roman" w:eastAsia="Times New Roman" w:hAnsi="Times New Roman" w:cs="Times New Roman"/>
+          <w:b/>
+          <w:bCs/>
           <w:color w:val="000000"/>
           <w:sz w:val="20"/>
           <w:szCs w:val="20"/>
@@ -1498,12 +1456,33 @@
           <w:sz w:val="20"/>
           <w:szCs w:val="20"/>
         </w:rPr>
-        <w:t xml:space="preserve">- La persona que preadopta </w:t>
-      </w:r>
-      <w:r>
-        <w:rPr>
-          <w:rFonts w:ascii="Times New Roman" w:eastAsia="Times New Roman" w:hAnsi="Times New Roman" w:cs="Times New Roman"/>
-          <w:b/>
+        <w:t xml:space="preserve">- La persona que </w:t>
+      </w:r>
+      <w:proofErr w:type="spellStart"/>
+      <w:r>
+        <w:rPr>
+          <w:rFonts w:ascii="Times New Roman" w:eastAsia="Times New Roman" w:hAnsi="Times New Roman" w:cs="Times New Roman"/>
+          <w:color w:val="000000"/>
+          <w:sz w:val="20"/>
+          <w:szCs w:val="20"/>
+        </w:rPr>
+        <w:t>preadopta</w:t>
+      </w:r>
+      <w:proofErr w:type="spellEnd"/>
+      <w:r>
+        <w:rPr>
+          <w:rFonts w:ascii="Times New Roman" w:eastAsia="Times New Roman" w:hAnsi="Times New Roman" w:cs="Times New Roman"/>
+          <w:color w:val="000000"/>
+          <w:sz w:val="20"/>
+          <w:szCs w:val="20"/>
+        </w:rPr>
+        <w:t xml:space="preserve"> </w:t>
+      </w:r>
+      <w:r>
+        <w:rPr>
+          <w:rFonts w:ascii="Times New Roman" w:eastAsia="Times New Roman" w:hAnsi="Times New Roman" w:cs="Times New Roman"/>
+          <w:b/>
+          <w:bCs/>
           <w:color w:val="000000"/>
           <w:sz w:val="20"/>
           <w:szCs w:val="20"/>
@@ -1523,6 +1502,7 @@
         <w:rPr>
           <w:rFonts w:ascii="Times New Roman" w:eastAsia="Times New Roman" w:hAnsi="Times New Roman" w:cs="Times New Roman"/>
           <w:b/>
+          <w:bCs/>
           <w:color w:val="000000"/>
           <w:sz w:val="20"/>
           <w:szCs w:val="20"/>
@@ -1542,6 +1522,7 @@
         <w:rPr>
           <w:rFonts w:ascii="Times New Roman" w:eastAsia="Times New Roman" w:hAnsi="Times New Roman" w:cs="Times New Roman"/>
           <w:b/>
+          <w:bCs/>
           <w:color w:val="000000"/>
           <w:sz w:val="20"/>
           <w:szCs w:val="20"/>
@@ -1565,15 +1546,17 @@
         <w:rPr>
           <w:rFonts w:ascii="Times New Roman" w:eastAsia="Times New Roman" w:hAnsi="Times New Roman" w:cs="Times New Roman"/>
           <w:b/>
-          <w:color w:val="000000"/>
-          <w:sz w:val="20"/>
-          <w:szCs w:val="20"/>
-        </w:rPr>
-      </w:pPr>
-      <w:r>
-        <w:rPr>
-          <w:rFonts w:ascii="Times New Roman" w:eastAsia="Times New Roman" w:hAnsi="Times New Roman" w:cs="Times New Roman"/>
-          <w:b/>
+          <w:bCs/>
+          <w:color w:val="000000"/>
+          <w:sz w:val="20"/>
+          <w:szCs w:val="20"/>
+        </w:rPr>
+      </w:pPr>
+      <w:r>
+        <w:rPr>
+          <w:rFonts w:ascii="Times New Roman" w:eastAsia="Times New Roman" w:hAnsi="Times New Roman" w:cs="Times New Roman"/>
+          <w:b/>
+          <w:bCs/>
           <w:color w:val="000000"/>
           <w:sz w:val="20"/>
           <w:szCs w:val="20"/>
@@ -1587,12 +1570,33 @@
           <w:sz w:val="20"/>
           <w:szCs w:val="20"/>
         </w:rPr>
-        <w:t xml:space="preserve">- Si el domicilio cuenta con terraza, jardín o espacios semi-abiertos no se podrá dejar al animal </w:t>
-      </w:r>
-      <w:r>
-        <w:rPr>
-          <w:rFonts w:ascii="Times New Roman" w:eastAsia="Times New Roman" w:hAnsi="Times New Roman" w:cs="Times New Roman"/>
-          <w:b/>
+        <w:t xml:space="preserve">- Si el domicilio cuenta con terraza, jardín o espacios </w:t>
+      </w:r>
+      <w:proofErr w:type="spellStart"/>
+      <w:r>
+        <w:rPr>
+          <w:rFonts w:ascii="Times New Roman" w:eastAsia="Times New Roman" w:hAnsi="Times New Roman" w:cs="Times New Roman"/>
+          <w:color w:val="000000"/>
+          <w:sz w:val="20"/>
+          <w:szCs w:val="20"/>
+        </w:rPr>
+        <w:t>semi-abiertos</w:t>
+      </w:r>
+      <w:proofErr w:type="spellEnd"/>
+      <w:r>
+        <w:rPr>
+          <w:rFonts w:ascii="Times New Roman" w:eastAsia="Times New Roman" w:hAnsi="Times New Roman" w:cs="Times New Roman"/>
+          <w:color w:val="000000"/>
+          <w:sz w:val="20"/>
+          <w:szCs w:val="20"/>
+        </w:rPr>
+        <w:t xml:space="preserve"> no se podrá dejar al animal </w:t>
+      </w:r>
+      <w:r>
+        <w:rPr>
+          <w:rFonts w:ascii="Times New Roman" w:eastAsia="Times New Roman" w:hAnsi="Times New Roman" w:cs="Times New Roman"/>
+          <w:b/>
+          <w:bCs/>
           <w:color w:val="000000"/>
           <w:sz w:val="20"/>
           <w:szCs w:val="20"/>
@@ -1616,15 +1620,17 @@
         <w:rPr>
           <w:rFonts w:ascii="Times New Roman" w:eastAsia="Times New Roman" w:hAnsi="Times New Roman" w:cs="Times New Roman"/>
           <w:b/>
-          <w:color w:val="000000"/>
-          <w:sz w:val="20"/>
-          <w:szCs w:val="20"/>
-        </w:rPr>
-      </w:pPr>
-      <w:r>
-        <w:rPr>
-          <w:rFonts w:ascii="Times New Roman" w:eastAsia="Times New Roman" w:hAnsi="Times New Roman" w:cs="Times New Roman"/>
-          <w:b/>
+          <w:bCs/>
+          <w:color w:val="000000"/>
+          <w:sz w:val="20"/>
+          <w:szCs w:val="20"/>
+        </w:rPr>
+      </w:pPr>
+      <w:r>
+        <w:rPr>
+          <w:rFonts w:ascii="Times New Roman" w:eastAsia="Times New Roman" w:hAnsi="Times New Roman" w:cs="Times New Roman"/>
+          <w:b/>
+          <w:bCs/>
           <w:color w:val="000000"/>
           <w:sz w:val="20"/>
           <w:szCs w:val="20"/>
@@ -1644,6 +1650,7 @@
         <w:rPr>
           <w:rFonts w:ascii="Times New Roman" w:eastAsia="Times New Roman" w:hAnsi="Times New Roman" w:cs="Times New Roman"/>
           <w:b/>
+          <w:bCs/>
           <w:color w:val="000000"/>
           <w:sz w:val="20"/>
           <w:szCs w:val="20"/>
@@ -1674,6 +1681,7 @@
         <w:rPr>
           <w:rFonts w:ascii="Times New Roman" w:eastAsia="Times New Roman" w:hAnsi="Times New Roman" w:cs="Times New Roman"/>
           <w:b/>
+          <w:bCs/>
           <w:color w:val="000000"/>
           <w:sz w:val="20"/>
           <w:szCs w:val="20"/>
@@ -1693,11 +1701,36 @@
         <w:rPr>
           <w:rFonts w:ascii="Times New Roman" w:eastAsia="Times New Roman" w:hAnsi="Times New Roman" w:cs="Times New Roman"/>
           <w:b/>
-          <w:color w:val="000000"/>
-          <w:sz w:val="20"/>
-          <w:szCs w:val="20"/>
-        </w:rPr>
-        <w:t xml:space="preserve">La persona que preadopta devolverá al animal </w:t>
+          <w:bCs/>
+          <w:color w:val="000000"/>
+          <w:sz w:val="20"/>
+          <w:szCs w:val="20"/>
+        </w:rPr>
+        <w:t xml:space="preserve">La persona que </w:t>
+      </w:r>
+      <w:proofErr w:type="spellStart"/>
+      <w:r>
+        <w:rPr>
+          <w:rFonts w:ascii="Times New Roman" w:eastAsia="Times New Roman" w:hAnsi="Times New Roman" w:cs="Times New Roman"/>
+          <w:b/>
+          <w:bCs/>
+          <w:color w:val="000000"/>
+          <w:sz w:val="20"/>
+          <w:szCs w:val="20"/>
+        </w:rPr>
+        <w:t>preadopta</w:t>
+      </w:r>
+      <w:proofErr w:type="spellEnd"/>
+      <w:r>
+        <w:rPr>
+          <w:rFonts w:ascii="Times New Roman" w:eastAsia="Times New Roman" w:hAnsi="Times New Roman" w:cs="Times New Roman"/>
+          <w:b/>
+          <w:bCs/>
+          <w:color w:val="000000"/>
+          <w:sz w:val="20"/>
+          <w:szCs w:val="20"/>
+        </w:rPr>
+        <w:t xml:space="preserve"> devolverá al animal </w:t>
       </w:r>
       <w:r>
         <w:rPr>
@@ -1712,6 +1745,7 @@
         <w:rPr>
           <w:rFonts w:ascii="Times New Roman" w:eastAsia="Times New Roman" w:hAnsi="Times New Roman" w:cs="Times New Roman"/>
           <w:b/>
+          <w:bCs/>
           <w:color w:val="000000"/>
           <w:sz w:val="20"/>
           <w:szCs w:val="20"/>
@@ -1725,12 +1759,33 @@
           <w:sz w:val="20"/>
           <w:szCs w:val="20"/>
         </w:rPr>
-        <w:t xml:space="preserve">, asimismo, las pautas veterinarias o de otro tipo que la Asociación le indique respecto al animal, siendo consciente de que como animal preadoptado </w:t>
-      </w:r>
-      <w:r>
-        <w:rPr>
-          <w:rFonts w:ascii="Times New Roman" w:eastAsia="Times New Roman" w:hAnsi="Times New Roman" w:cs="Times New Roman"/>
-          <w:b/>
+        <w:t xml:space="preserve">, asimismo, las pautas veterinarias o de otro tipo que la Asociación le indique respecto al animal, siendo consciente de que como animal </w:t>
+      </w:r>
+      <w:proofErr w:type="spellStart"/>
+      <w:r>
+        <w:rPr>
+          <w:rFonts w:ascii="Times New Roman" w:eastAsia="Times New Roman" w:hAnsi="Times New Roman" w:cs="Times New Roman"/>
+          <w:color w:val="000000"/>
+          <w:sz w:val="20"/>
+          <w:szCs w:val="20"/>
+        </w:rPr>
+        <w:t>preadoptado</w:t>
+      </w:r>
+      <w:proofErr w:type="spellEnd"/>
+      <w:r>
+        <w:rPr>
+          <w:rFonts w:ascii="Times New Roman" w:eastAsia="Times New Roman" w:hAnsi="Times New Roman" w:cs="Times New Roman"/>
+          <w:color w:val="000000"/>
+          <w:sz w:val="20"/>
+          <w:szCs w:val="20"/>
+        </w:rPr>
+        <w:t xml:space="preserve"> </w:t>
+      </w:r>
+      <w:r>
+        <w:rPr>
+          <w:rFonts w:ascii="Times New Roman" w:eastAsia="Times New Roman" w:hAnsi="Times New Roman" w:cs="Times New Roman"/>
+          <w:b/>
+          <w:bCs/>
           <w:color w:val="000000"/>
           <w:sz w:val="20"/>
           <w:szCs w:val="20"/>
@@ -1771,6 +1826,7 @@
         <w:rPr>
           <w:rFonts w:ascii="Times New Roman" w:eastAsia="Times New Roman" w:hAnsi="Times New Roman" w:cs="Times New Roman"/>
           <w:b/>
+          <w:bCs/>
           <w:color w:val="000000"/>
           <w:sz w:val="20"/>
           <w:szCs w:val="20"/>
@@ -1784,7 +1840,27 @@
           <w:sz w:val="20"/>
           <w:szCs w:val="20"/>
         </w:rPr>
-        <w:t xml:space="preserve">En caso de que el animal vuelva a la Asociación durante el periodo de preadopción, la devolución de la tasa de reserva corresponderá al 50% del total, salvo excepciones que la Asociación considere. </w:t>
+        <w:t xml:space="preserve">En caso de que el animal vuelva a la Asociación durante el periodo de </w:t>
+      </w:r>
+      <w:proofErr w:type="spellStart"/>
+      <w:r>
+        <w:rPr>
+          <w:rFonts w:ascii="Times New Roman" w:eastAsia="Times New Roman" w:hAnsi="Times New Roman" w:cs="Times New Roman"/>
+          <w:color w:val="000000"/>
+          <w:sz w:val="20"/>
+          <w:szCs w:val="20"/>
+        </w:rPr>
+        <w:t>preadopción</w:t>
+      </w:r>
+      <w:proofErr w:type="spellEnd"/>
+      <w:r>
+        <w:rPr>
+          <w:rFonts w:ascii="Times New Roman" w:eastAsia="Times New Roman" w:hAnsi="Times New Roman" w:cs="Times New Roman"/>
+          <w:color w:val="000000"/>
+          <w:sz w:val="20"/>
+          <w:szCs w:val="20"/>
+        </w:rPr>
+        <w:t xml:space="preserve">, la devolución de la tasa de reserva corresponderá al 50% del total, salvo excepciones que la Asociación considere. </w:t>
       </w:r>
     </w:p>
     <w:p>
@@ -1811,6 +1887,7 @@
         <w:rPr>
           <w:rFonts w:ascii="Times New Roman" w:eastAsia="Times New Roman" w:hAnsi="Times New Roman" w:cs="Times New Roman"/>
           <w:b/>
+          <w:bCs/>
           <w:color w:val="000000"/>
           <w:sz w:val="20"/>
           <w:szCs w:val="20"/>
@@ -1824,7 +1901,27 @@
           <w:sz w:val="20"/>
           <w:szCs w:val="20"/>
         </w:rPr>
-        <w:t xml:space="preserve">La persona que preadopta comunicará a la Asociación cualquier cambio de dirección y/o número de teléfono o email. </w:t>
+        <w:t xml:space="preserve">La persona que </w:t>
+      </w:r>
+      <w:proofErr w:type="spellStart"/>
+      <w:r>
+        <w:rPr>
+          <w:rFonts w:ascii="Times New Roman" w:eastAsia="Times New Roman" w:hAnsi="Times New Roman" w:cs="Times New Roman"/>
+          <w:color w:val="000000"/>
+          <w:sz w:val="20"/>
+          <w:szCs w:val="20"/>
+        </w:rPr>
+        <w:t>preadopta</w:t>
+      </w:r>
+      <w:proofErr w:type="spellEnd"/>
+      <w:r>
+        <w:rPr>
+          <w:rFonts w:ascii="Times New Roman" w:eastAsia="Times New Roman" w:hAnsi="Times New Roman" w:cs="Times New Roman"/>
+          <w:color w:val="000000"/>
+          <w:sz w:val="20"/>
+          <w:szCs w:val="20"/>
+        </w:rPr>
+        <w:t xml:space="preserve"> comunicará a la Asociación cualquier cambio de dirección y/o número de teléfono o email. </w:t>
       </w:r>
     </w:p>
     <w:p>
@@ -1850,6 +1947,7 @@
         <w:rPr>
           <w:rFonts w:ascii="Times New Roman" w:eastAsia="Times New Roman" w:hAnsi="Times New Roman" w:cs="Times New Roman"/>
           <w:b/>
+          <w:bCs/>
           <w:color w:val="000000"/>
           <w:sz w:val="20"/>
           <w:szCs w:val="20"/>
@@ -1869,6 +1967,7 @@
         <w:rPr>
           <w:rFonts w:ascii="Times New Roman" w:eastAsia="Times New Roman" w:hAnsi="Times New Roman" w:cs="Times New Roman"/>
           <w:b/>
+          <w:bCs/>
           <w:color w:val="000000"/>
           <w:sz w:val="20"/>
           <w:szCs w:val="20"/>
@@ -1882,12 +1981,33 @@
           <w:sz w:val="20"/>
           <w:szCs w:val="20"/>
         </w:rPr>
-        <w:t xml:space="preserve">en dicho contrato o aportados después con la persona que preadopta para poder tener acceso al animal, saber de su estado y situación en un periodo máximo de </w:t>
-      </w:r>
-      <w:r>
-        <w:rPr>
-          <w:rFonts w:ascii="Times New Roman" w:eastAsia="Times New Roman" w:hAnsi="Times New Roman" w:cs="Times New Roman"/>
-          <w:b/>
+        <w:t xml:space="preserve">en dicho contrato o aportados después con la persona que </w:t>
+      </w:r>
+      <w:proofErr w:type="spellStart"/>
+      <w:r>
+        <w:rPr>
+          <w:rFonts w:ascii="Times New Roman" w:eastAsia="Times New Roman" w:hAnsi="Times New Roman" w:cs="Times New Roman"/>
+          <w:color w:val="000000"/>
+          <w:sz w:val="20"/>
+          <w:szCs w:val="20"/>
+        </w:rPr>
+        <w:t>preadopta</w:t>
+      </w:r>
+      <w:proofErr w:type="spellEnd"/>
+      <w:r>
+        <w:rPr>
+          <w:rFonts w:ascii="Times New Roman" w:eastAsia="Times New Roman" w:hAnsi="Times New Roman" w:cs="Times New Roman"/>
+          <w:color w:val="000000"/>
+          <w:sz w:val="20"/>
+          <w:szCs w:val="20"/>
+        </w:rPr>
+        <w:t xml:space="preserve"> para poder tener acceso al animal, saber de su estado y situación en un periodo máximo de </w:t>
+      </w:r>
+      <w:r>
+        <w:rPr>
+          <w:rFonts w:ascii="Times New Roman" w:eastAsia="Times New Roman" w:hAnsi="Times New Roman" w:cs="Times New Roman"/>
+          <w:b/>
+          <w:bCs/>
           <w:color w:val="000000"/>
           <w:sz w:val="20"/>
           <w:szCs w:val="20"/>
@@ -1907,6 +2027,7 @@
         <w:rPr>
           <w:rFonts w:ascii="Times New Roman" w:eastAsia="Times New Roman" w:hAnsi="Times New Roman" w:cs="Times New Roman"/>
           <w:b/>
+          <w:bCs/>
           <w:color w:val="000000"/>
           <w:sz w:val="20"/>
           <w:szCs w:val="20"/>
@@ -1947,6 +2068,7 @@
         <w:rPr>
           <w:rFonts w:ascii="Times New Roman" w:eastAsia="Times New Roman" w:hAnsi="Times New Roman" w:cs="Times New Roman"/>
           <w:b/>
+          <w:bCs/>
           <w:color w:val="000000"/>
           <w:sz w:val="20"/>
           <w:szCs w:val="20"/>
@@ -1960,12 +2082,33 @@
           <w:sz w:val="20"/>
           <w:szCs w:val="20"/>
         </w:rPr>
-        <w:t xml:space="preserve">- La persona que preadopta, </w:t>
-      </w:r>
-      <w:r>
-        <w:rPr>
-          <w:rFonts w:ascii="Times New Roman" w:eastAsia="Times New Roman" w:hAnsi="Times New Roman" w:cs="Times New Roman"/>
-          <w:b/>
+        <w:t xml:space="preserve">- La persona que </w:t>
+      </w:r>
+      <w:proofErr w:type="spellStart"/>
+      <w:r>
+        <w:rPr>
+          <w:rFonts w:ascii="Times New Roman" w:eastAsia="Times New Roman" w:hAnsi="Times New Roman" w:cs="Times New Roman"/>
+          <w:color w:val="000000"/>
+          <w:sz w:val="20"/>
+          <w:szCs w:val="20"/>
+        </w:rPr>
+        <w:t>preadopta</w:t>
+      </w:r>
+      <w:proofErr w:type="spellEnd"/>
+      <w:r>
+        <w:rPr>
+          <w:rFonts w:ascii="Times New Roman" w:eastAsia="Times New Roman" w:hAnsi="Times New Roman" w:cs="Times New Roman"/>
+          <w:color w:val="000000"/>
+          <w:sz w:val="20"/>
+          <w:szCs w:val="20"/>
+        </w:rPr>
+        <w:t xml:space="preserve">, </w:t>
+      </w:r>
+      <w:r>
+        <w:rPr>
+          <w:rFonts w:ascii="Times New Roman" w:eastAsia="Times New Roman" w:hAnsi="Times New Roman" w:cs="Times New Roman"/>
+          <w:b/>
+          <w:bCs/>
           <w:color w:val="000000"/>
           <w:sz w:val="20"/>
           <w:szCs w:val="20"/>
@@ -1985,6 +2128,7 @@
         <w:rPr>
           <w:rFonts w:ascii="Times New Roman" w:eastAsia="Times New Roman" w:hAnsi="Times New Roman" w:cs="Times New Roman"/>
           <w:b/>
+          <w:bCs/>
           <w:color w:val="000000"/>
           <w:sz w:val="20"/>
           <w:szCs w:val="20"/>
@@ -2004,6 +2148,7 @@
         <w:rPr>
           <w:rFonts w:ascii="Times New Roman" w:eastAsia="Times New Roman" w:hAnsi="Times New Roman" w:cs="Times New Roman"/>
           <w:b/>
+          <w:bCs/>
           <w:color w:val="000000"/>
           <w:sz w:val="20"/>
           <w:szCs w:val="20"/>
@@ -2023,6 +2168,7 @@
         <w:rPr>
           <w:rFonts w:ascii="Times New Roman" w:eastAsia="Times New Roman" w:hAnsi="Times New Roman" w:cs="Times New Roman"/>
           <w:b/>
+          <w:bCs/>
           <w:color w:val="000000"/>
           <w:sz w:val="20"/>
           <w:szCs w:val="20"/>
@@ -2064,16 +2210,7 @@
           <w:sz w:val="20"/>
           <w:szCs w:val="20"/>
         </w:rPr>
-        <w:t>Igualmente,</w:t>
-      </w:r>
-      <w:r>
-        <w:rPr>
-          <w:rFonts w:ascii="Times New Roman" w:eastAsia="Times New Roman" w:hAnsi="Times New Roman" w:cs="Times New Roman"/>
-          <w:color w:val="000000"/>
-          <w:sz w:val="20"/>
-          <w:szCs w:val="20"/>
-        </w:rPr>
-        <w:t xml:space="preserve"> si el animal se extravía, roban o fallece. </w:t>
+        <w:t xml:space="preserve">Igualmente, si el animal se extravía, roban o fallece. </w:t>
       </w:r>
     </w:p>
     <w:p>
@@ -2164,15 +2301,17 @@
         <w:rPr>
           <w:rFonts w:ascii="Times New Roman" w:eastAsia="Times New Roman" w:hAnsi="Times New Roman" w:cs="Times New Roman"/>
           <w:b/>
-          <w:color w:val="000000"/>
-          <w:sz w:val="20"/>
-          <w:szCs w:val="20"/>
-        </w:rPr>
-      </w:pPr>
-      <w:r>
-        <w:rPr>
-          <w:rFonts w:ascii="Times New Roman" w:eastAsia="Times New Roman" w:hAnsi="Times New Roman" w:cs="Times New Roman"/>
-          <w:b/>
+          <w:bCs/>
+          <w:color w:val="000000"/>
+          <w:sz w:val="20"/>
+          <w:szCs w:val="20"/>
+        </w:rPr>
+      </w:pPr>
+      <w:r>
+        <w:rPr>
+          <w:rFonts w:ascii="Times New Roman" w:eastAsia="Times New Roman" w:hAnsi="Times New Roman" w:cs="Times New Roman"/>
+          <w:b/>
+          <w:bCs/>
           <w:color w:val="000000"/>
           <w:sz w:val="20"/>
           <w:szCs w:val="20"/>
@@ -2187,12 +2326,33 @@
           <w:sz w:val="20"/>
           <w:szCs w:val="20"/>
         </w:rPr>
-        <w:t xml:space="preserve">- La persona que preadopta está informada de las condiciones de adopción, que incluyen la </w:t>
-      </w:r>
-      <w:r>
-        <w:rPr>
-          <w:rFonts w:ascii="Times New Roman" w:eastAsia="Times New Roman" w:hAnsi="Times New Roman" w:cs="Times New Roman"/>
-          <w:b/>
+        <w:t xml:space="preserve">- La persona que </w:t>
+      </w:r>
+      <w:proofErr w:type="spellStart"/>
+      <w:r>
+        <w:rPr>
+          <w:rFonts w:ascii="Times New Roman" w:eastAsia="Times New Roman" w:hAnsi="Times New Roman" w:cs="Times New Roman"/>
+          <w:color w:val="000000"/>
+          <w:sz w:val="20"/>
+          <w:szCs w:val="20"/>
+        </w:rPr>
+        <w:t>preadopta</w:t>
+      </w:r>
+      <w:proofErr w:type="spellEnd"/>
+      <w:r>
+        <w:rPr>
+          <w:rFonts w:ascii="Times New Roman" w:eastAsia="Times New Roman" w:hAnsi="Times New Roman" w:cs="Times New Roman"/>
+          <w:color w:val="000000"/>
+          <w:sz w:val="20"/>
+          <w:szCs w:val="20"/>
+        </w:rPr>
+        <w:t xml:space="preserve"> está informada de las condiciones de adopción, que incluyen la </w:t>
+      </w:r>
+      <w:r>
+        <w:rPr>
+          <w:rFonts w:ascii="Times New Roman" w:eastAsia="Times New Roman" w:hAnsi="Times New Roman" w:cs="Times New Roman"/>
+          <w:b/>
+          <w:bCs/>
           <w:color w:val="000000"/>
           <w:sz w:val="20"/>
           <w:szCs w:val="20"/>
@@ -2212,6 +2372,7 @@
         <w:rPr>
           <w:rFonts w:ascii="Times New Roman" w:eastAsia="Times New Roman" w:hAnsi="Times New Roman" w:cs="Times New Roman"/>
           <w:b/>
+          <w:bCs/>
           <w:color w:val="000000"/>
           <w:sz w:val="20"/>
           <w:szCs w:val="20"/>
@@ -2231,6 +2392,7 @@
         <w:rPr>
           <w:rFonts w:ascii="Times New Roman" w:eastAsia="Times New Roman" w:hAnsi="Times New Roman" w:cs="Times New Roman"/>
           <w:b/>
+          <w:bCs/>
           <w:color w:val="000000"/>
           <w:sz w:val="20"/>
           <w:szCs w:val="20"/>
@@ -2271,6 +2433,7 @@
         <w:rPr>
           <w:rFonts w:ascii="Times New Roman" w:eastAsia="Times New Roman" w:hAnsi="Times New Roman" w:cs="Times New Roman"/>
           <w:b/>
+          <w:bCs/>
           <w:color w:val="000000"/>
           <w:sz w:val="20"/>
           <w:szCs w:val="20"/>
@@ -2303,15 +2466,17 @@
         <w:rPr>
           <w:rFonts w:ascii="Times New Roman" w:eastAsia="Times New Roman" w:hAnsi="Times New Roman" w:cs="Times New Roman"/>
           <w:b/>
-          <w:color w:val="000000"/>
-          <w:sz w:val="20"/>
-          <w:szCs w:val="20"/>
-        </w:rPr>
-      </w:pPr>
-      <w:r>
-        <w:rPr>
-          <w:rFonts w:ascii="Times New Roman" w:eastAsia="Times New Roman" w:hAnsi="Times New Roman" w:cs="Times New Roman"/>
-          <w:b/>
+          <w:bCs/>
+          <w:color w:val="000000"/>
+          <w:sz w:val="20"/>
+          <w:szCs w:val="20"/>
+        </w:rPr>
+      </w:pPr>
+      <w:r>
+        <w:rPr>
+          <w:rFonts w:ascii="Times New Roman" w:eastAsia="Times New Roman" w:hAnsi="Times New Roman" w:cs="Times New Roman"/>
+          <w:b/>
+          <w:bCs/>
           <w:color w:val="000000"/>
           <w:sz w:val="20"/>
           <w:szCs w:val="20"/>
@@ -2331,6 +2496,7 @@
         <w:rPr>
           <w:rFonts w:ascii="Times New Roman" w:eastAsia="Times New Roman" w:hAnsi="Times New Roman" w:cs="Times New Roman"/>
           <w:b/>
+          <w:bCs/>
           <w:color w:val="000000"/>
           <w:sz w:val="20"/>
           <w:szCs w:val="20"/>
@@ -2350,6 +2516,7 @@
         <w:rPr>
           <w:rFonts w:ascii="Times New Roman" w:eastAsia="Times New Roman" w:hAnsi="Times New Roman" w:cs="Times New Roman"/>
           <w:b/>
+          <w:bCs/>
           <w:color w:val="000000"/>
           <w:sz w:val="20"/>
           <w:szCs w:val="20"/>
@@ -2381,6 +2548,7 @@
         <w:rPr>
           <w:rFonts w:ascii="Times New Roman" w:eastAsia="Times New Roman" w:hAnsi="Times New Roman" w:cs="Times New Roman"/>
           <w:b/>
+          <w:bCs/>
           <w:color w:val="000000"/>
           <w:sz w:val="20"/>
           <w:szCs w:val="20"/>
@@ -2400,11 +2568,36 @@
         <w:rPr>
           <w:rFonts w:ascii="Times New Roman" w:eastAsia="Times New Roman" w:hAnsi="Times New Roman" w:cs="Times New Roman"/>
           <w:b/>
-          <w:color w:val="000000"/>
-          <w:sz w:val="20"/>
-          <w:szCs w:val="20"/>
-        </w:rPr>
-        <w:t>cumplir con el seguimiento audiovisual y presencial del animal preadoptado de forma continua</w:t>
+          <w:bCs/>
+          <w:color w:val="000000"/>
+          <w:sz w:val="20"/>
+          <w:szCs w:val="20"/>
+        </w:rPr>
+        <w:t xml:space="preserve">cumplir con el seguimiento audiovisual y presencial del animal </w:t>
+      </w:r>
+      <w:proofErr w:type="spellStart"/>
+      <w:r>
+        <w:rPr>
+          <w:rFonts w:ascii="Times New Roman" w:eastAsia="Times New Roman" w:hAnsi="Times New Roman" w:cs="Times New Roman"/>
+          <w:b/>
+          <w:bCs/>
+          <w:color w:val="000000"/>
+          <w:sz w:val="20"/>
+          <w:szCs w:val="20"/>
+        </w:rPr>
+        <w:t>preadoptado</w:t>
+      </w:r>
+      <w:proofErr w:type="spellEnd"/>
+      <w:r>
+        <w:rPr>
+          <w:rFonts w:ascii="Times New Roman" w:eastAsia="Times New Roman" w:hAnsi="Times New Roman" w:cs="Times New Roman"/>
+          <w:b/>
+          <w:bCs/>
+          <w:color w:val="000000"/>
+          <w:sz w:val="20"/>
+          <w:szCs w:val="20"/>
+        </w:rPr>
+        <w:t xml:space="preserve"> de forma continua</w:t>
       </w:r>
       <w:r>
         <w:rPr>
@@ -2440,6 +2633,7 @@
         <w:rPr>
           <w:rFonts w:ascii="Times New Roman" w:eastAsia="Times New Roman" w:hAnsi="Times New Roman" w:cs="Times New Roman"/>
           <w:b/>
+          <w:bCs/>
           <w:color w:val="000000"/>
           <w:sz w:val="20"/>
           <w:szCs w:val="20"/>
@@ -2453,7 +2647,27 @@
           <w:sz w:val="20"/>
           <w:szCs w:val="20"/>
         </w:rPr>
-        <w:t xml:space="preserve">El periodo de preadopción durará entre 15 días y un mes, y podrá alargarse según el criterio de la Asociación. </w:t>
+        <w:t xml:space="preserve">El periodo de </w:t>
+      </w:r>
+      <w:proofErr w:type="spellStart"/>
+      <w:r>
+        <w:rPr>
+          <w:rFonts w:ascii="Times New Roman" w:eastAsia="Times New Roman" w:hAnsi="Times New Roman" w:cs="Times New Roman"/>
+          <w:color w:val="000000"/>
+          <w:sz w:val="20"/>
+          <w:szCs w:val="20"/>
+        </w:rPr>
+        <w:t>preadopción</w:t>
+      </w:r>
+      <w:proofErr w:type="spellEnd"/>
+      <w:r>
+        <w:rPr>
+          <w:rFonts w:ascii="Times New Roman" w:eastAsia="Times New Roman" w:hAnsi="Times New Roman" w:cs="Times New Roman"/>
+          <w:color w:val="000000"/>
+          <w:sz w:val="20"/>
+          <w:szCs w:val="20"/>
+        </w:rPr>
+        <w:t xml:space="preserve"> durará entre 15 días y un mes, y podrá alargarse según el criterio de la Asociación. </w:t>
       </w:r>
     </w:p>
     <w:p>
@@ -2479,6 +2693,7 @@
         <w:rPr>
           <w:rFonts w:ascii="Times New Roman" w:eastAsia="Times New Roman" w:hAnsi="Times New Roman" w:cs="Times New Roman"/>
           <w:b/>
+          <w:bCs/>
           <w:color w:val="000000"/>
           <w:sz w:val="20"/>
           <w:szCs w:val="20"/>
@@ -2498,6 +2713,7 @@
         <w:rPr>
           <w:rFonts w:ascii="Times New Roman" w:eastAsia="Times New Roman" w:hAnsi="Times New Roman" w:cs="Times New Roman"/>
           <w:b/>
+          <w:bCs/>
           <w:color w:val="000000"/>
           <w:sz w:val="20"/>
           <w:szCs w:val="20"/>
@@ -2517,6 +2733,7 @@
         <w:rPr>
           <w:rFonts w:ascii="Times New Roman" w:eastAsia="Times New Roman" w:hAnsi="Times New Roman" w:cs="Times New Roman"/>
           <w:b/>
+          <w:bCs/>
           <w:color w:val="000000"/>
           <w:sz w:val="20"/>
           <w:szCs w:val="20"/>
@@ -2536,6 +2753,7 @@
         <w:rPr>
           <w:rFonts w:ascii="Times New Roman" w:eastAsia="Times New Roman" w:hAnsi="Times New Roman" w:cs="Times New Roman"/>
           <w:b/>
+          <w:bCs/>
           <w:color w:val="000000"/>
           <w:sz w:val="20"/>
           <w:szCs w:val="20"/>
@@ -2566,112 +2784,100 @@
           <w:rFonts w:ascii="Times New Roman" w:eastAsia="Times New Roman" w:hAnsi="Times New Roman" w:cs="Times New Roman"/>
         </w:rPr>
       </w:pPr>
-      <w:r>
-        <w:rPr>
-          <w:rFonts w:ascii="Times New Roman" w:eastAsia="Times New Roman" w:hAnsi="Times New Roman" w:cs="Times New Roman"/>
-        </w:rPr>
-        <w:t xml:space="preserve">  En Salamanca</w:t>
-      </w:r>
-      <w:r>
-        <w:rPr>
-          <w:rFonts w:ascii="Times New Roman" w:eastAsia="Times New Roman" w:hAnsi="Times New Roman" w:cs="Times New Roman"/>
-        </w:rPr>
-        <w:t xml:space="preserve"> a </w:t>
-      </w:r>
-      <w:r>
-        <w:rPr>
-          <w:rFonts w:ascii="Times New Roman" w:eastAsia="Times New Roman" w:hAnsi="Times New Roman" w:cs="Times New Roman"/>
-        </w:rPr>
-        <w:t>XX</w:t>
-      </w:r>
-      <w:r>
-        <w:rPr>
-          <w:rFonts w:ascii="Times New Roman" w:eastAsia="Times New Roman" w:hAnsi="Times New Roman" w:cs="Times New Roman"/>
-        </w:rPr>
-        <w:t xml:space="preserve"> de</w:t>
-      </w:r>
-      <w:r>
-        <w:rPr>
-          <w:rFonts w:ascii="Times New Roman" w:eastAsia="Times New Roman" w:hAnsi="Times New Roman" w:cs="Times New Roman"/>
-        </w:rPr>
-        <w:t xml:space="preserve"> </w:t>
-      </w:r>
-      <w:r>
-        <w:rPr>
-          <w:rFonts w:ascii="Times New Roman" w:eastAsia="Times New Roman" w:hAnsi="Times New Roman" w:cs="Times New Roman"/>
-        </w:rPr>
-        <w:t>XXXXXXXXX</w:t>
-      </w:r>
-      <w:r>
-        <w:rPr>
-          <w:rFonts w:ascii="Times New Roman" w:eastAsia="Times New Roman" w:hAnsi="Times New Roman" w:cs="Times New Roman"/>
-        </w:rPr>
-        <w:t xml:space="preserve"> de 2026</w:t>
-      </w:r>
-      <w:r>
-        <w:rPr>
-          <w:rFonts w:ascii="Times New Roman" w:eastAsia="Times New Roman" w:hAnsi="Times New Roman" w:cs="Times New Roman"/>
-        </w:rPr>
-        <w:t xml:space="preserve">.          </w:t>
-      </w:r>
-    </w:p>
-    <w:p>
-      <w:pPr>
-        <w:rPr>
-          <w:rFonts w:ascii="Times New Roman" w:eastAsia="Times New Roman" w:hAnsi="Times New Roman" w:cs="Times New Roman"/>
-        </w:rPr>
-      </w:pPr>
-    </w:p>
-    <w:p>
-      <w:pPr>
-        <w:rPr>
-          <w:rFonts w:ascii="Times New Roman" w:eastAsia="Times New Roman" w:hAnsi="Times New Roman" w:cs="Times New Roman"/>
-        </w:rPr>
-      </w:pPr>
-      <w:r>
-        <w:rPr>
-          <w:rFonts w:ascii="Times New Roman" w:eastAsia="Times New Roman" w:hAnsi="Times New Roman" w:cs="Times New Roman"/>
+      <w:bookmarkStart w:id="0" w:name="_heading=h.a1pbu9mrjr7f" w:colFirst="0" w:colLast="0"/>
+      <w:bookmarkEnd w:id="0"/>
+      <w:r>
+        <w:rPr>
+          <w:rFonts w:ascii="Times New Roman" w:eastAsia="Times New Roman" w:hAnsi="Times New Roman" w:cs="Times New Roman"/>
+        </w:rPr>
+        <w:t xml:space="preserve">  En Salamanca a XX de XXXXXXXXX de 2026.          </w:t>
+      </w:r>
+    </w:p>
+    <w:p>
+      <w:pPr>
+        <w:rPr>
+          <w:rFonts w:ascii="Times New Roman" w:eastAsia="Times New Roman" w:hAnsi="Times New Roman" w:cs="Times New Roman"/>
+        </w:rPr>
+      </w:pPr>
+    </w:p>
+    <w:p>
+      <w:pPr>
+        <w:rPr>
+          <w:rFonts w:ascii="Times New Roman" w:eastAsia="Times New Roman" w:hAnsi="Times New Roman" w:cs="Times New Roman"/>
+        </w:rPr>
+      </w:pPr>
+      <w:r>
+        <w:rPr>
+          <w:rFonts w:ascii="Times New Roman" w:eastAsia="Times New Roman" w:hAnsi="Times New Roman" w:cs="Times New Roman"/>
+        </w:rPr>
+        <w:t>Fdo. representante Asociación</w:t>
+      </w:r>
+      <w:r>
+        <w:rPr>
+          <w:rFonts w:ascii="Times New Roman" w:eastAsia="Times New Roman" w:hAnsi="Times New Roman" w:cs="Times New Roman"/>
+        </w:rPr>
+        <w:tab/>
+      </w:r>
+      <w:r>
+        <w:rPr>
+          <w:rFonts w:ascii="Times New Roman" w:eastAsia="Times New Roman" w:hAnsi="Times New Roman" w:cs="Times New Roman"/>
+        </w:rPr>
+        <w:tab/>
+      </w:r>
+      <w:r>
+        <w:rPr>
+          <w:rFonts w:ascii="Times New Roman" w:eastAsia="Times New Roman" w:hAnsi="Times New Roman" w:cs="Times New Roman"/>
+        </w:rPr>
+        <w:tab/>
+      </w:r>
+      <w:r>
+        <w:rPr>
+          <w:rFonts w:ascii="Times New Roman" w:eastAsia="Times New Roman" w:hAnsi="Times New Roman" w:cs="Times New Roman"/>
+        </w:rPr>
+        <w:tab/>
+        <w:t xml:space="preserve">Fdo. Persona que </w:t>
+      </w:r>
+      <w:proofErr w:type="spellStart"/>
+      <w:r>
+        <w:rPr>
+          <w:rFonts w:ascii="Times New Roman" w:eastAsia="Times New Roman" w:hAnsi="Times New Roman" w:cs="Times New Roman"/>
+        </w:rPr>
+        <w:t>preadopta</w:t>
+      </w:r>
+      <w:proofErr w:type="spellEnd"/>
+      <w:r>
+        <w:rPr>
+          <w:rFonts w:ascii="Times New Roman" w:eastAsia="Times New Roman" w:hAnsi="Times New Roman" w:cs="Times New Roman"/>
+        </w:rPr>
+        <w:t xml:space="preserve"> al animal</w:t>
+      </w:r>
+      <w:r>
+        <w:rPr>
           <w:noProof/>
-          <w:color w:val="000000"/>
-          <w:lang w:val="es-ES"/>
         </w:rPr>
         <w:drawing>
-          <wp:anchor distT="0" distB="0" distL="114300" distR="114300" simplePos="0" relativeHeight="251658240" behindDoc="1" locked="0" layoutInCell="1" allowOverlap="1" wp14:anchorId="24B4F922" wp14:editId="4DC6646B">
+          <wp:anchor distT="0" distB="0" distL="114300" distR="114300" simplePos="0" relativeHeight="251658240" behindDoc="0" locked="0" layoutInCell="1" hidden="0" allowOverlap="1" wp14:anchorId="4B3EE291" wp14:editId="4686B808">
             <wp:simplePos x="0" y="0"/>
             <wp:positionH relativeFrom="column">
-              <wp:posOffset>-295275</wp:posOffset>
+              <wp:posOffset>-295274</wp:posOffset>
             </wp:positionH>
             <wp:positionV relativeFrom="paragraph">
               <wp:posOffset>222885</wp:posOffset>
             </wp:positionV>
             <wp:extent cx="2600325" cy="781050"/>
-            <wp:effectExtent l="0" t="0" r="9525" b="0"/>
-            <wp:wrapTight wrapText="bothSides">
-              <wp:wrapPolygon edited="0">
-                <wp:start x="0" y="0"/>
-                <wp:lineTo x="0" y="21073"/>
-                <wp:lineTo x="21521" y="21073"/>
-                <wp:lineTo x="21521" y="0"/>
-                <wp:lineTo x="0" y="0"/>
-              </wp:wrapPolygon>
-            </wp:wrapTight>
-            <wp:docPr id="4" name="image1.png"/>
+            <wp:effectExtent l="0" t="0" r="0" b="0"/>
+            <wp:wrapSquare wrapText="bothSides" distT="0" distB="0" distL="114300" distR="114300"/>
+            <wp:docPr id="5" name="image3.png"/>
             <wp:cNvGraphicFramePr/>
             <a:graphic xmlns:a="http://schemas.openxmlformats.org/drawingml/2006/main">
               <a:graphicData uri="http://schemas.openxmlformats.org/drawingml/2006/picture">
                 <pic:pic xmlns:pic="http://schemas.openxmlformats.org/drawingml/2006/picture">
                   <pic:nvPicPr>
-                    <pic:cNvPr id="0" name="image1.png"/>
+                    <pic:cNvPr id="0" name="image3.png"/>
                     <pic:cNvPicPr preferRelativeResize="0"/>
                   </pic:nvPicPr>
                   <pic:blipFill>
-                    <a:blip r:embed="rId7">
-                      <a:extLst>
-                        <a:ext uri="{28A0092B-C50C-407E-A947-70E740481C1C}">
-                          <a14:useLocalDpi xmlns:a14="http://schemas.microsoft.com/office/drawing/2010/main" val="0"/>
-                        </a:ext>
-                      </a:extLst>
-                    </a:blip>
+                    <a:blip r:embed="rId7"/>
                     <a:srcRect/>
                     <a:stretch>
                       <a:fillRect/>
@@ -2693,156 +2899,128 @@
           </wp:anchor>
         </w:drawing>
       </w:r>
-      <w:r>
-        <w:rPr>
-          <w:rFonts w:ascii="Times New Roman" w:eastAsia="Times New Roman" w:hAnsi="Times New Roman" w:cs="Times New Roman"/>
-        </w:rPr>
-        <w:t>Fdo</w:t>
-      </w:r>
-      <w:r>
-        <w:rPr>
-          <w:rFonts w:ascii="Times New Roman" w:eastAsia="Times New Roman" w:hAnsi="Times New Roman" w:cs="Times New Roman"/>
-        </w:rPr>
-        <w:t>. representante Asociación</w:t>
-      </w:r>
-      <w:r>
-        <w:rPr>
-          <w:rFonts w:ascii="Times New Roman" w:eastAsia="Times New Roman" w:hAnsi="Times New Roman" w:cs="Times New Roman"/>
-        </w:rPr>
-        <w:tab/>
-      </w:r>
-      <w:r>
-        <w:rPr>
-          <w:rFonts w:ascii="Times New Roman" w:eastAsia="Times New Roman" w:hAnsi="Times New Roman" w:cs="Times New Roman"/>
-        </w:rPr>
-        <w:tab/>
-      </w:r>
-      <w:r>
-        <w:rPr>
-          <w:rFonts w:ascii="Times New Roman" w:eastAsia="Times New Roman" w:hAnsi="Times New Roman" w:cs="Times New Roman"/>
-        </w:rPr>
-        <w:tab/>
-      </w:r>
-      <w:r>
-        <w:rPr>
-          <w:rFonts w:ascii="Times New Roman" w:eastAsia="Times New Roman" w:hAnsi="Times New Roman" w:cs="Times New Roman"/>
-        </w:rPr>
-        <w:tab/>
-      </w:r>
-    </w:p>
-    <w:p>
-      <w:pPr>
-        <w:rPr>
-          <w:rFonts w:ascii="Times New Roman" w:eastAsia="Times New Roman" w:hAnsi="Times New Roman" w:cs="Times New Roman"/>
-        </w:rPr>
-      </w:pPr>
-    </w:p>
-    <w:p>
-      <w:pPr>
-        <w:rPr>
-          <w:rFonts w:ascii="Times New Roman" w:eastAsia="Times New Roman" w:hAnsi="Times New Roman" w:cs="Times New Roman"/>
-        </w:rPr>
-      </w:pPr>
-    </w:p>
-    <w:p>
-      <w:pPr>
-        <w:rPr>
-          <w:rFonts w:ascii="Times New Roman" w:eastAsia="Times New Roman" w:hAnsi="Times New Roman" w:cs="Times New Roman"/>
-        </w:rPr>
-      </w:pPr>
-    </w:p>
-    <w:p>
-      <w:pPr>
-        <w:rPr>
-          <w:rFonts w:ascii="Times New Roman" w:eastAsia="Times New Roman" w:hAnsi="Times New Roman" w:cs="Times New Roman"/>
-        </w:rPr>
-      </w:pPr>
-    </w:p>
-    <w:p>
-      <w:pPr>
-        <w:rPr>
-          <w:rFonts w:ascii="Times New Roman" w:eastAsia="Times New Roman" w:hAnsi="Times New Roman" w:cs="Times New Roman"/>
-        </w:rPr>
-      </w:pPr>
-      <w:r>
-        <w:rPr>
-          <w:rFonts w:ascii="Times New Roman" w:eastAsia="Times New Roman" w:hAnsi="Times New Roman" w:cs="Times New Roman"/>
-        </w:rPr>
-        <w:t xml:space="preserve">Fdo. </w:t>
-      </w:r>
-      <w:r>
-        <w:rPr>
-          <w:rFonts w:ascii="Times New Roman" w:eastAsia="Times New Roman" w:hAnsi="Times New Roman" w:cs="Times New Roman"/>
-        </w:rPr>
-        <w:t xml:space="preserve">Persona que </w:t>
+    </w:p>
+    <w:p>
+      <w:pPr>
+        <w:rPr>
+          <w:rFonts w:ascii="Times New Roman" w:eastAsia="Times New Roman" w:hAnsi="Times New Roman" w:cs="Times New Roman"/>
+        </w:rPr>
+      </w:pPr>
+    </w:p>
+    <w:p>
+      <w:pPr>
+        <w:rPr>
+          <w:rFonts w:ascii="Times New Roman" w:eastAsia="Times New Roman" w:hAnsi="Times New Roman" w:cs="Times New Roman"/>
+        </w:rPr>
+      </w:pPr>
+    </w:p>
+    <w:p>
+      <w:pPr>
+        <w:rPr>
+          <w:rFonts w:ascii="Times New Roman" w:eastAsia="Times New Roman" w:hAnsi="Times New Roman" w:cs="Times New Roman"/>
+        </w:rPr>
+      </w:pPr>
+    </w:p>
+    <w:p>
+      <w:pPr>
+        <w:rPr>
+          <w:rFonts w:ascii="Times New Roman" w:eastAsia="Times New Roman" w:hAnsi="Times New Roman" w:cs="Times New Roman"/>
+        </w:rPr>
+      </w:pPr>
+    </w:p>
+    <w:p>
+      <w:pPr>
+        <w:rPr>
+          <w:rFonts w:ascii="Times New Roman" w:eastAsia="Times New Roman" w:hAnsi="Times New Roman" w:cs="Times New Roman"/>
+          <w:b/>
+          <w:bCs/>
+          <w:i/>
+          <w:iCs/>
+          <w:sz w:val="20"/>
+          <w:szCs w:val="20"/>
+        </w:rPr>
+      </w:pPr>
+    </w:p>
+    <w:p>
+      <w:pPr>
+        <w:rPr>
+          <w:rFonts w:ascii="Times New Roman" w:eastAsia="Times New Roman" w:hAnsi="Times New Roman" w:cs="Times New Roman"/>
+          <w:b/>
+          <w:bCs/>
+          <w:i/>
+          <w:iCs/>
+          <w:sz w:val="20"/>
+          <w:szCs w:val="20"/>
+        </w:rPr>
+      </w:pPr>
+      <w:r>
+        <w:rPr>
+          <w:rFonts w:ascii="Times New Roman" w:eastAsia="Times New Roman" w:hAnsi="Times New Roman" w:cs="Times New Roman"/>
+          <w:b/>
+          <w:bCs/>
+          <w:i/>
+          <w:iCs/>
+          <w:sz w:val="20"/>
+          <w:szCs w:val="20"/>
+        </w:rPr>
+        <w:t xml:space="preserve">Dña. Andrea </w:t>
       </w:r>
       <w:proofErr w:type="spellStart"/>
       <w:r>
         <w:rPr>
           <w:rFonts w:ascii="Times New Roman" w:eastAsia="Times New Roman" w:hAnsi="Times New Roman" w:cs="Times New Roman"/>
-        </w:rPr>
-        <w:t>preadopta</w:t>
+          <w:b/>
+          <w:bCs/>
+          <w:i/>
+          <w:iCs/>
+          <w:sz w:val="20"/>
+          <w:szCs w:val="20"/>
+        </w:rPr>
+        <w:t>Mª</w:t>
       </w:r>
       <w:proofErr w:type="spellEnd"/>
       <w:r>
         <w:rPr>
           <w:rFonts w:ascii="Times New Roman" w:eastAsia="Times New Roman" w:hAnsi="Times New Roman" w:cs="Times New Roman"/>
-        </w:rPr>
-        <w:t xml:space="preserve"> al animal</w:t>
-      </w:r>
-    </w:p>
-    <w:p>
-      <w:pPr>
-        <w:rPr>
-          <w:rFonts w:ascii="Times New Roman" w:eastAsia="Times New Roman" w:hAnsi="Times New Roman" w:cs="Times New Roman"/>
-        </w:rPr>
-      </w:pPr>
-    </w:p>
-    <w:p>
-      <w:pPr>
-        <w:rPr>
-          <w:rFonts w:ascii="Times New Roman" w:eastAsia="Times New Roman" w:hAnsi="Times New Roman" w:cs="Times New Roman"/>
-          <w:b/>
+          <w:b/>
+          <w:bCs/>
           <w:i/>
-          <w:sz w:val="20"/>
-          <w:szCs w:val="20"/>
-        </w:rPr>
-      </w:pPr>
-      <w:r>
-        <w:rPr>
-          <w:rFonts w:ascii="Times New Roman" w:eastAsia="Times New Roman" w:hAnsi="Times New Roman" w:cs="Times New Roman"/>
-          <w:b/>
+          <w:iCs/>
+          <w:sz w:val="20"/>
+          <w:szCs w:val="20"/>
+        </w:rPr>
+        <w:t xml:space="preserve"> Quintana García</w:t>
+      </w:r>
+    </w:p>
+    <w:p>
+      <w:pPr>
+        <w:rPr>
+          <w:rFonts w:ascii="Times New Roman" w:eastAsia="Times New Roman" w:hAnsi="Times New Roman" w:cs="Times New Roman"/>
+          <w:b/>
+          <w:bCs/>
           <w:i/>
-          <w:sz w:val="20"/>
-          <w:szCs w:val="20"/>
-        </w:rPr>
-        <w:t>Dña. Andrea Mª Quintana García</w:t>
-      </w:r>
-    </w:p>
-    <w:p>
-      <w:pPr>
-        <w:rPr>
-          <w:rFonts w:ascii="Times New Roman" w:eastAsia="Times New Roman" w:hAnsi="Times New Roman" w:cs="Times New Roman"/>
-          <w:b/>
+          <w:iCs/>
+          <w:sz w:val="20"/>
+          <w:szCs w:val="20"/>
+        </w:rPr>
+      </w:pPr>
+      <w:r>
+        <w:rPr>
+          <w:rFonts w:ascii="Times New Roman" w:eastAsia="Times New Roman" w:hAnsi="Times New Roman" w:cs="Times New Roman"/>
+          <w:b/>
+          <w:bCs/>
+          <w:sz w:val="20"/>
+          <w:szCs w:val="20"/>
+        </w:rPr>
+        <w:t xml:space="preserve">       </w:t>
+      </w:r>
+      <w:r>
+        <w:rPr>
+          <w:rFonts w:ascii="Times New Roman" w:eastAsia="Times New Roman" w:hAnsi="Times New Roman" w:cs="Times New Roman"/>
+          <w:b/>
+          <w:bCs/>
           <w:i/>
-          <w:sz w:val="20"/>
-          <w:szCs w:val="20"/>
-        </w:rPr>
-      </w:pPr>
-      <w:r>
-        <w:rPr>
-          <w:rFonts w:ascii="Times New Roman" w:eastAsia="Times New Roman" w:hAnsi="Times New Roman" w:cs="Times New Roman"/>
-          <w:b/>
-          <w:sz w:val="20"/>
-          <w:szCs w:val="20"/>
-        </w:rPr>
-        <w:t xml:space="preserve">       </w:t>
-      </w:r>
-      <w:r>
-        <w:rPr>
-          <w:rFonts w:ascii="Times New Roman" w:eastAsia="Times New Roman" w:hAnsi="Times New Roman" w:cs="Times New Roman"/>
-          <w:b/>
-          <w:i/>
+          <w:iCs/>
           <w:sz w:val="20"/>
           <w:szCs w:val="20"/>
         </w:rPr>
@@ -2906,7 +3084,7 @@
       <w:rPr>
         <w:noProof/>
       </w:rPr>
-      <w:t>2</w:t>
+      <w:t>1</w:t>
     </w:r>
     <w:r>
       <w:fldChar w:fldCharType="end"/>
@@ -2948,33 +3126,25 @@
       <w:rPr>
         <w:rFonts w:ascii="Times New Roman" w:eastAsia="Times New Roman" w:hAnsi="Times New Roman" w:cs="Times New Roman"/>
         <w:b/>
+        <w:bCs/>
         <w:sz w:val="16"/>
         <w:szCs w:val="16"/>
       </w:rPr>
     </w:pPr>
-    <w:proofErr w:type="spellStart"/>
     <w:r>
       <w:rPr>
         <w:rFonts w:ascii="Times New Roman" w:eastAsia="Times New Roman" w:hAnsi="Times New Roman" w:cs="Times New Roman"/>
         <w:b/>
+        <w:bCs/>
         <w:sz w:val="28"/>
         <w:szCs w:val="28"/>
       </w:rPr>
-      <w:t>Asoc</w:t>
-    </w:r>
-    <w:proofErr w:type="spellEnd"/>
-    <w:r>
-      <w:rPr>
-        <w:rFonts w:ascii="Times New Roman" w:eastAsia="Times New Roman" w:hAnsi="Times New Roman" w:cs="Times New Roman"/>
-        <w:b/>
-        <w:sz w:val="28"/>
-        <w:szCs w:val="28"/>
-      </w:rPr>
-      <w:t>. Protectora de Animales y Plantas Siempre Fiel</w:t>
+      <w:t>Asoc. Protectora de Animales y Plantas Siempre Fiel</w:t>
     </w:r>
     <w:r>
       <w:rPr>
         <w:b/>
+        <w:bCs/>
         <w:sz w:val="12"/>
         <w:szCs w:val="12"/>
       </w:rPr>
@@ -2984,6 +3154,7 @@
       <w:rPr>
         <w:rFonts w:ascii="Times New Roman" w:eastAsia="Times New Roman" w:hAnsi="Times New Roman" w:cs="Times New Roman"/>
         <w:b/>
+        <w:bCs/>
         <w:sz w:val="16"/>
         <w:szCs w:val="16"/>
       </w:rPr>
@@ -2992,21 +3163,20 @@
     <w:r>
       <w:rPr>
         <w:noProof/>
-        <w:lang w:val="es-ES"/>
       </w:rPr>
       <w:drawing>
-        <wp:anchor distT="114300" distB="114300" distL="114300" distR="114300" simplePos="0" relativeHeight="251657216" behindDoc="1" locked="0" layoutInCell="1" hidden="0" allowOverlap="1" wp14:anchorId="7EC3EE71" wp14:editId="3D9F5931">
+        <wp:anchor distT="0" distB="0" distL="0" distR="0" simplePos="0" relativeHeight="251657216" behindDoc="1" locked="0" layoutInCell="1" hidden="0" allowOverlap="1" wp14:anchorId="5CCDA99F" wp14:editId="58F118BE">
           <wp:simplePos x="0" y="0"/>
           <wp:positionH relativeFrom="column">
             <wp:posOffset>5143500</wp:posOffset>
           </wp:positionH>
           <wp:positionV relativeFrom="paragraph">
-            <wp:posOffset>-342899</wp:posOffset>
+            <wp:posOffset>-342898</wp:posOffset>
           </wp:positionV>
           <wp:extent cx="1689865" cy="1203184"/>
           <wp:effectExtent l="0" t="0" r="0" b="0"/>
           <wp:wrapNone/>
-          <wp:docPr id="1" name="image1.png"/>
+          <wp:docPr id="6" name="image1.png"/>
           <wp:cNvGraphicFramePr/>
           <a:graphic xmlns:a="http://schemas.openxmlformats.org/drawingml/2006/main">
             <a:graphicData uri="http://schemas.openxmlformats.org/drawingml/2006/picture">
@@ -3045,6 +3215,7 @@
       <w:rPr>
         <w:rFonts w:ascii="Times New Roman" w:eastAsia="Times New Roman" w:hAnsi="Times New Roman" w:cs="Times New Roman"/>
         <w:b/>
+        <w:bCs/>
         <w:sz w:val="16"/>
         <w:szCs w:val="16"/>
       </w:rPr>
@@ -3053,6 +3224,7 @@
       <w:rPr>
         <w:rFonts w:ascii="Times New Roman" w:eastAsia="Times New Roman" w:hAnsi="Times New Roman" w:cs="Times New Roman"/>
         <w:b/>
+        <w:bCs/>
         <w:sz w:val="16"/>
         <w:szCs w:val="16"/>
       </w:rPr>
@@ -3063,6 +3235,7 @@
       <w:rPr>
         <w:rFonts w:ascii="Times New Roman" w:eastAsia="Times New Roman" w:hAnsi="Times New Roman" w:cs="Times New Roman"/>
         <w:b/>
+        <w:bCs/>
         <w:sz w:val="16"/>
         <w:szCs w:val="16"/>
       </w:rPr>
@@ -3073,6 +3246,7 @@
       <w:rPr>
         <w:rFonts w:ascii="Times New Roman" w:eastAsia="Times New Roman" w:hAnsi="Times New Roman" w:cs="Times New Roman"/>
         <w:b/>
+        <w:bCs/>
         <w:sz w:val="16"/>
         <w:szCs w:val="16"/>
       </w:rPr>
@@ -3085,6 +3259,7 @@
       <w:rPr>
         <w:rFonts w:ascii="Times New Roman" w:eastAsia="Times New Roman" w:hAnsi="Times New Roman" w:cs="Times New Roman"/>
         <w:b/>
+        <w:bCs/>
         <w:sz w:val="16"/>
         <w:szCs w:val="16"/>
       </w:rPr>
@@ -3093,19 +3268,11 @@
       <w:rPr>
         <w:rFonts w:ascii="Times New Roman" w:eastAsia="Times New Roman" w:hAnsi="Times New Roman" w:cs="Times New Roman"/>
         <w:b/>
+        <w:bCs/>
         <w:sz w:val="16"/>
         <w:szCs w:val="16"/>
       </w:rPr>
-      <w:t>606 54 38 44 (OFICIAL) – 722 74 41 37 (URGENCIAS)</w:t>
-    </w:r>
-    <w:r>
-      <w:rPr>
-        <w:rFonts w:ascii="Times New Roman" w:eastAsia="Times New Roman" w:hAnsi="Times New Roman" w:cs="Times New Roman"/>
-        <w:b/>
-        <w:sz w:val="16"/>
-        <w:szCs w:val="16"/>
-      </w:rPr>
-      <w:t xml:space="preserve"> </w:t>
+      <w:t xml:space="preserve">606 54 38 44 (OFICIAL) – 722 74 41 37 (URGENCIAS) </w:t>
     </w:r>
   </w:p>
   <w:p>
@@ -3113,6 +3280,7 @@
       <w:jc w:val="center"/>
       <w:rPr>
         <w:b/>
+        <w:bCs/>
         <w:sz w:val="18"/>
         <w:szCs w:val="18"/>
       </w:rPr>
@@ -3121,10 +3289,11 @@
       <w:rPr>
         <w:rFonts w:ascii="Times New Roman" w:eastAsia="Times New Roman" w:hAnsi="Times New Roman" w:cs="Times New Roman"/>
         <w:b/>
+        <w:bCs/>
         <w:sz w:val="28"/>
         <w:szCs w:val="28"/>
       </w:rPr>
-      <w:pict w14:anchorId="252D7542">
+      <w:pict w14:anchorId="344F2503">
         <v:shapetype id="_x0000_t75" coordsize="21600,21600" o:spt="75" o:preferrelative="t" path="m@4@5l@4@11@9@11@9@5xe" filled="f" stroked="f">
           <v:stroke joinstyle="miter"/>
           <v:formulas>
@@ -3145,7 +3314,7 @@
           <o:lock v:ext="edit" aspectratio="t"/>
         </v:shapetype>
         <v:shape id="WordPictureWatermark1" o:spid="_x0000_s1025" type="#_x0000_t75" alt="" style="position:absolute;left:0;text-align:left;margin-left:0;margin-top:0;width:902.55pt;height:661.8pt;z-index:-251658240;mso-position-horizontal:center;mso-position-horizontal-relative:margin;mso-position-vertical:center;mso-position-vertical-relative:margin">
-          <v:imagedata r:id="rId2" o:title="image3" gain="19661f" blacklevel="22938f"/>
+          <v:imagedata r:id="rId2" o:title="image2" gain="19661f" blacklevel="22938f"/>
           <w10:wrap anchorx="margin" anchory="margin"/>
         </v:shape>
       </w:pict>
@@ -3155,6 +3324,7 @@
         <w:rPr>
           <w:rFonts w:ascii="Times New Roman" w:eastAsia="Times New Roman" w:hAnsi="Times New Roman" w:cs="Times New Roman"/>
           <w:b/>
+          <w:bCs/>
           <w:color w:val="1155CC"/>
           <w:sz w:val="16"/>
           <w:szCs w:val="16"/>
@@ -3166,6 +3336,7 @@
     <w:r>
       <w:rPr>
         <w:b/>
+        <w:bCs/>
         <w:sz w:val="18"/>
         <w:szCs w:val="18"/>
       </w:rPr>
@@ -3175,6 +3346,7 @@
       <w:rPr>
         <w:rFonts w:ascii="Times New Roman" w:eastAsia="Times New Roman" w:hAnsi="Times New Roman" w:cs="Times New Roman"/>
         <w:b/>
+        <w:bCs/>
         <w:sz w:val="16"/>
         <w:szCs w:val="16"/>
       </w:rPr>
@@ -3183,6 +3355,7 @@
     <w:r>
       <w:rPr>
         <w:b/>
+        <w:bCs/>
         <w:sz w:val="16"/>
         <w:szCs w:val="16"/>
       </w:rPr>
@@ -3191,243 +3364,6 @@
   </w:p>
   <w:p/>
 </w:hdr>
-</file>
-
-<file path=word/numbering.xml><?xml version="1.0" encoding="utf-8"?>
-<w:numbering xmlns:wpc="http://schemas.microsoft.com/office/word/2010/wordprocessingCanvas" xmlns:cx="http://schemas.microsoft.com/office/drawing/2014/chartex" xmlns:cx1="http://schemas.microsoft.com/office/drawing/2015/9/8/chartex" xmlns:cx2="http://schemas.microsoft.com/office/drawing/2015/10/21/chartex" xmlns:cx3="http://schemas.microsoft.com/office/drawing/2016/5/9/chartex" xmlns:cx4="http://schemas.microsoft.com/office/drawing/2016/5/10/chartex" xmlns:cx5="http://schemas.microsoft.com/office/drawing/2016/5/11/chartex" xmlns:cx6="http://schemas.microsoft.com/office/drawing/2016/5/12/chartex" xmlns:cx7="http://schemas.microsoft.com/office/drawing/2016/5/13/chartex" xmlns:cx8="http://schemas.microsoft.com/office/drawing/2016/5/14/chartex" xmlns:mc="http://schemas.openxmlformats.org/markup-compatibility/2006" xmlns:aink="http://schemas.microsoft.com/office/drawing/2016/ink" xmlns:am3d="http://schemas.microsoft.com/office/drawing/2017/model3d" xmlns:o="urn:schemas-microsoft-com:office:office" xmlns:oel="http://schemas.microsoft.com/office/2019/extlst" xmlns:r="http://schemas.openxmlformats.org/officeDocument/2006/relationships" xmlns:m="http://schemas.openxmlformats.org/officeDocument/2006/math" xmlns:v="urn:schemas-microsoft-com:vml" xmlns:wp14="http://schemas.microsoft.com/office/word/2010/wordprocessingDrawing" xmlns:wp="http://schemas.openxmlformats.org/drawingml/2006/wordprocessingDrawing" xmlns:w10="urn:schemas-microsoft-com:office:word" xmlns:w="http://schemas.openxmlformats.org/wordprocessingml/2006/main" xmlns:w14="http://schemas.microsoft.com/office/word/2010/wordml" xmlns:w15="http://schemas.microsoft.com/office/word/2012/wordml" xmlns:w16cex="http://schemas.microsoft.com/office/word/2018/wordml/cex" xmlns:w16cid="http://schemas.microsoft.com/office/word/2016/wordml/cid" xmlns:w16="http://schemas.microsoft.com/office/word/2018/wordml" xmlns:w16sdtdh="http://schemas.microsoft.com/office/word/2020/wordml/sdtdatahash" xmlns:w16se="http://schemas.microsoft.com/office/word/2015/wordml/symex" xmlns:wpg="http://schemas.microsoft.com/office/word/2010/wordprocessingGroup" xmlns:wpi="http://schemas.microsoft.com/office/word/2010/wordprocessingInk" xmlns:wne="http://schemas.microsoft.com/office/word/2006/wordml" xmlns:wps="http://schemas.microsoft.com/office/word/2010/wordprocessingShape" mc:Ignorable="w14 w15 w16se w16cid w16 w16cex w16sdtdh wp14">
-  <w:abstractNum w:abstractNumId="0" w15:restartNumberingAfterBreak="0">
-    <w:nsid w:val="296E1E96"/>
-    <w:multiLevelType w:val="multilevel"/>
-    <w:tmpl w:val="16A886F4"/>
-    <w:lvl w:ilvl="0">
-      <w:start w:val="1"/>
-      <w:numFmt w:val="lowerLetter"/>
-      <w:lvlText w:val="%1)"/>
-      <w:lvlJc w:val="left"/>
-      <w:pPr>
-        <w:ind w:left="720" w:hanging="360"/>
-      </w:pPr>
-      <w:rPr>
-        <w:u w:val="none"/>
-      </w:rPr>
-    </w:lvl>
-    <w:lvl w:ilvl="1">
-      <w:start w:val="1"/>
-      <w:numFmt w:val="lowerRoman"/>
-      <w:lvlText w:val="%2)"/>
-      <w:lvlJc w:val="right"/>
-      <w:pPr>
-        <w:ind w:left="1440" w:hanging="360"/>
-      </w:pPr>
-      <w:rPr>
-        <w:u w:val="none"/>
-      </w:rPr>
-    </w:lvl>
-    <w:lvl w:ilvl="2">
-      <w:start w:val="1"/>
-      <w:numFmt w:val="decimal"/>
-      <w:lvlText w:val="%3)"/>
-      <w:lvlJc w:val="left"/>
-      <w:pPr>
-        <w:ind w:left="2160" w:hanging="360"/>
-      </w:pPr>
-      <w:rPr>
-        <w:u w:val="none"/>
-      </w:rPr>
-    </w:lvl>
-    <w:lvl w:ilvl="3">
-      <w:start w:val="1"/>
-      <w:numFmt w:val="lowerLetter"/>
-      <w:lvlText w:val="(%4)"/>
-      <w:lvlJc w:val="left"/>
-      <w:pPr>
-        <w:ind w:left="2880" w:hanging="360"/>
-      </w:pPr>
-      <w:rPr>
-        <w:u w:val="none"/>
-      </w:rPr>
-    </w:lvl>
-    <w:lvl w:ilvl="4">
-      <w:start w:val="1"/>
-      <w:numFmt w:val="lowerRoman"/>
-      <w:lvlText w:val="(%5)"/>
-      <w:lvlJc w:val="right"/>
-      <w:pPr>
-        <w:ind w:left="3600" w:hanging="360"/>
-      </w:pPr>
-      <w:rPr>
-        <w:u w:val="none"/>
-      </w:rPr>
-    </w:lvl>
-    <w:lvl w:ilvl="5">
-      <w:start w:val="1"/>
-      <w:numFmt w:val="decimal"/>
-      <w:lvlText w:val="(%6)"/>
-      <w:lvlJc w:val="left"/>
-      <w:pPr>
-        <w:ind w:left="4320" w:hanging="360"/>
-      </w:pPr>
-      <w:rPr>
-        <w:u w:val="none"/>
-      </w:rPr>
-    </w:lvl>
-    <w:lvl w:ilvl="6">
-      <w:start w:val="1"/>
-      <w:numFmt w:val="lowerLetter"/>
-      <w:lvlText w:val="%7."/>
-      <w:lvlJc w:val="left"/>
-      <w:pPr>
-        <w:ind w:left="5040" w:hanging="360"/>
-      </w:pPr>
-      <w:rPr>
-        <w:u w:val="none"/>
-      </w:rPr>
-    </w:lvl>
-    <w:lvl w:ilvl="7">
-      <w:start w:val="1"/>
-      <w:numFmt w:val="lowerRoman"/>
-      <w:lvlText w:val="%8."/>
-      <w:lvlJc w:val="right"/>
-      <w:pPr>
-        <w:ind w:left="5760" w:hanging="360"/>
-      </w:pPr>
-      <w:rPr>
-        <w:u w:val="none"/>
-      </w:rPr>
-    </w:lvl>
-    <w:lvl w:ilvl="8">
-      <w:start w:val="1"/>
-      <w:numFmt w:val="decimal"/>
-      <w:lvlText w:val="%9."/>
-      <w:lvlJc w:val="left"/>
-      <w:pPr>
-        <w:ind w:left="6480" w:hanging="360"/>
-      </w:pPr>
-      <w:rPr>
-        <w:u w:val="none"/>
-      </w:rPr>
-    </w:lvl>
-  </w:abstractNum>
-  <w:abstractNum w:abstractNumId="1" w15:restartNumberingAfterBreak="0">
-    <w:nsid w:val="747A43FC"/>
-    <w:multiLevelType w:val="multilevel"/>
-    <w:tmpl w:val="B47CA792"/>
-    <w:lvl w:ilvl="0">
-      <w:start w:val="1"/>
-      <w:numFmt w:val="bullet"/>
-      <w:lvlText w:val="●"/>
-      <w:lvlJc w:val="left"/>
-      <w:pPr>
-        <w:ind w:left="720" w:hanging="360"/>
-      </w:pPr>
-      <w:rPr>
-        <w:u w:val="none"/>
-      </w:rPr>
-    </w:lvl>
-    <w:lvl w:ilvl="1">
-      <w:start w:val="1"/>
-      <w:numFmt w:val="bullet"/>
-      <w:lvlText w:val="○"/>
-      <w:lvlJc w:val="left"/>
-      <w:pPr>
-        <w:ind w:left="1440" w:hanging="360"/>
-      </w:pPr>
-      <w:rPr>
-        <w:u w:val="none"/>
-      </w:rPr>
-    </w:lvl>
-    <w:lvl w:ilvl="2">
-      <w:start w:val="1"/>
-      <w:numFmt w:val="bullet"/>
-      <w:lvlText w:val="■"/>
-      <w:lvlJc w:val="left"/>
-      <w:pPr>
-        <w:ind w:left="2160" w:hanging="360"/>
-      </w:pPr>
-      <w:rPr>
-        <w:u w:val="none"/>
-      </w:rPr>
-    </w:lvl>
-    <w:lvl w:ilvl="3">
-      <w:start w:val="1"/>
-      <w:numFmt w:val="bullet"/>
-      <w:lvlText w:val="●"/>
-      <w:lvlJc w:val="left"/>
-      <w:pPr>
-        <w:ind w:left="2880" w:hanging="360"/>
-      </w:pPr>
-      <w:rPr>
-        <w:u w:val="none"/>
-      </w:rPr>
-    </w:lvl>
-    <w:lvl w:ilvl="4">
-      <w:start w:val="1"/>
-      <w:numFmt w:val="bullet"/>
-      <w:lvlText w:val="○"/>
-      <w:lvlJc w:val="left"/>
-      <w:pPr>
-        <w:ind w:left="3600" w:hanging="360"/>
-      </w:pPr>
-      <w:rPr>
-        <w:u w:val="none"/>
-      </w:rPr>
-    </w:lvl>
-    <w:lvl w:ilvl="5">
-      <w:start w:val="1"/>
-      <w:numFmt w:val="bullet"/>
-      <w:lvlText w:val="■"/>
-      <w:lvlJc w:val="left"/>
-      <w:pPr>
-        <w:ind w:left="4320" w:hanging="360"/>
-      </w:pPr>
-      <w:rPr>
-        <w:u w:val="none"/>
-      </w:rPr>
-    </w:lvl>
-    <w:lvl w:ilvl="6">
-      <w:start w:val="1"/>
-      <w:numFmt w:val="bullet"/>
-      <w:lvlText w:val="●"/>
-      <w:lvlJc w:val="left"/>
-      <w:pPr>
-        <w:ind w:left="5040" w:hanging="360"/>
-      </w:pPr>
-      <w:rPr>
-        <w:u w:val="none"/>
-      </w:rPr>
-    </w:lvl>
-    <w:lvl w:ilvl="7">
-      <w:start w:val="1"/>
-      <w:numFmt w:val="bullet"/>
-      <w:lvlText w:val="○"/>
-      <w:lvlJc w:val="left"/>
-      <w:pPr>
-        <w:ind w:left="5760" w:hanging="360"/>
-      </w:pPr>
-      <w:rPr>
-        <w:u w:val="none"/>
-      </w:rPr>
-    </w:lvl>
-    <w:lvl w:ilvl="8">
-      <w:start w:val="1"/>
-      <w:numFmt w:val="bullet"/>
-      <w:lvlText w:val="■"/>
-      <w:lvlJc w:val="left"/>
-      <w:pPr>
-        <w:ind w:left="6480" w:hanging="360"/>
-      </w:pPr>
-      <w:rPr>
-        <w:u w:val="none"/>
-      </w:rPr>
-    </w:lvl>
-  </w:abstractNum>
-  <w:num w:numId="1" w16cid:durableId="152264764">
-    <w:abstractNumId w:val="0"/>
-  </w:num>
-  <w:num w:numId="2" w16cid:durableId="1656571953">
-    <w:abstractNumId w:val="1"/>
-  </w:num>
-</w:numbering>
 </file>
 
 <file path=word/styles.xml><?xml version="1.0" encoding="utf-8"?>
@@ -3827,11 +3763,14 @@
   </w:latentStyles>
   <w:style w:type="paragraph" w:default="1" w:styleId="Normal">
     <w:name w:val="Normal"/>
+    <w:qFormat/>
   </w:style>
   <w:style w:type="paragraph" w:styleId="Ttulo1">
     <w:name w:val="heading 1"/>
     <w:basedOn w:val="Normal"/>
     <w:next w:val="Normal"/>
+    <w:uiPriority w:val="9"/>
+    <w:qFormat/>
     <w:pPr>
       <w:keepNext/>
       <w:keepLines/>
@@ -3847,6 +3786,10 @@
     <w:name w:val="heading 2"/>
     <w:basedOn w:val="Normal"/>
     <w:next w:val="Normal"/>
+    <w:uiPriority w:val="9"/>
+    <w:semiHidden/>
+    <w:unhideWhenUsed/>
+    <w:qFormat/>
     <w:pPr>
       <w:keepNext/>
       <w:keepLines/>
@@ -3862,6 +3805,10 @@
     <w:name w:val="heading 3"/>
     <w:basedOn w:val="Normal"/>
     <w:next w:val="Normal"/>
+    <w:uiPriority w:val="9"/>
+    <w:semiHidden/>
+    <w:unhideWhenUsed/>
+    <w:qFormat/>
     <w:pPr>
       <w:keepNext/>
       <w:keepLines/>
@@ -3878,6 +3825,10 @@
     <w:name w:val="heading 4"/>
     <w:basedOn w:val="Normal"/>
     <w:next w:val="Normal"/>
+    <w:uiPriority w:val="9"/>
+    <w:semiHidden/>
+    <w:unhideWhenUsed/>
+    <w:qFormat/>
     <w:pPr>
       <w:keepNext/>
       <w:keepLines/>
@@ -3894,6 +3845,10 @@
     <w:name w:val="heading 5"/>
     <w:basedOn w:val="Normal"/>
     <w:next w:val="Normal"/>
+    <w:uiPriority w:val="9"/>
+    <w:semiHidden/>
+    <w:unhideWhenUsed/>
+    <w:qFormat/>
     <w:pPr>
       <w:keepNext/>
       <w:keepLines/>
@@ -3908,6 +3863,10 @@
     <w:name w:val="heading 6"/>
     <w:basedOn w:val="Normal"/>
     <w:next w:val="Normal"/>
+    <w:uiPriority w:val="9"/>
+    <w:semiHidden/>
+    <w:unhideWhenUsed/>
+    <w:qFormat/>
     <w:pPr>
       <w:keepNext/>
       <w:keepLines/>
@@ -3916,6 +3875,7 @@
     </w:pPr>
     <w:rPr>
       <w:i/>
+      <w:iCs/>
       <w:color w:val="666666"/>
     </w:rPr>
   </w:style>
@@ -3947,6 +3907,33 @@
     <w:unhideWhenUsed/>
   </w:style>
   <w:style w:type="table" w:customStyle="1" w:styleId="TableNormal">
+    <w:name w:val="TableNormal"/>
+    <w:tblPr>
+      <w:tblCellMar>
+        <w:top w:w="100" w:type="dxa"/>
+        <w:left w:w="100" w:type="dxa"/>
+        <w:bottom w:w="100" w:type="dxa"/>
+        <w:right w:w="100" w:type="dxa"/>
+      </w:tblCellMar>
+    </w:tblPr>
+  </w:style>
+  <w:style w:type="paragraph" w:styleId="Ttulo">
+    <w:name w:val="Title"/>
+    <w:basedOn w:val="Normal"/>
+    <w:next w:val="Normal"/>
+    <w:uiPriority w:val="10"/>
+    <w:qFormat/>
+    <w:pPr>
+      <w:keepNext/>
+      <w:keepLines/>
+      <w:spacing w:after="60"/>
+    </w:pPr>
+    <w:rPr>
+      <w:sz w:val="52"/>
+      <w:szCs w:val="52"/>
+    </w:rPr>
+  </w:style>
+  <w:style w:type="table" w:customStyle="1" w:styleId="TableNormal0">
     <w:name w:val="Table Normal"/>
     <w:tblPr>
       <w:tblCellMar>
@@ -3957,37 +3944,8 @@
       </w:tblCellMar>
     </w:tblPr>
   </w:style>
-  <w:style w:type="paragraph" w:styleId="Ttulo">
-    <w:name w:val="Title"/>
-    <w:basedOn w:val="Normal"/>
-    <w:next w:val="Normal"/>
-    <w:pPr>
-      <w:keepNext/>
-      <w:keepLines/>
-      <w:spacing w:after="60"/>
-    </w:pPr>
-    <w:rPr>
-      <w:sz w:val="52"/>
-      <w:szCs w:val="52"/>
-    </w:rPr>
-  </w:style>
-  <w:style w:type="paragraph" w:styleId="Subttulo">
-    <w:name w:val="Subtitle"/>
-    <w:basedOn w:val="Normal"/>
-    <w:next w:val="Normal"/>
-    <w:pPr>
-      <w:keepNext/>
-      <w:keepLines/>
-      <w:spacing w:after="320"/>
-    </w:pPr>
-    <w:rPr>
-      <w:color w:val="666666"/>
-      <w:sz w:val="30"/>
-      <w:szCs w:val="30"/>
-    </w:rPr>
-  </w:style>
   <w:style w:type="table" w:customStyle="1" w:styleId="a">
-    <w:basedOn w:val="TableNormal"/>
+    <w:basedOn w:val="TableNormal0"/>
     <w:tblPr>
       <w:tblStyleRowBandSize w:val="1"/>
       <w:tblStyleColBandSize w:val="1"/>
@@ -4000,7 +3958,7 @@
     </w:tblPr>
   </w:style>
   <w:style w:type="table" w:customStyle="1" w:styleId="a0">
-    <w:basedOn w:val="TableNormal"/>
+    <w:basedOn w:val="TableNormal0"/>
     <w:tblPr>
       <w:tblStyleRowBandSize w:val="1"/>
       <w:tblStyleColBandSize w:val="1"/>
@@ -4066,6 +4024,43 @@
     <w:link w:val="Piedepgina"/>
     <w:uiPriority w:val="99"/>
     <w:rsid w:val="00A17616"/>
+  </w:style>
+  <w:style w:type="paragraph" w:styleId="Subttulo">
+    <w:name w:val="Subtitle"/>
+    <w:basedOn w:val="Normal"/>
+    <w:next w:val="Normal"/>
+    <w:uiPriority w:val="11"/>
+    <w:qFormat/>
+    <w:pPr>
+      <w:keepNext/>
+      <w:keepLines/>
+      <w:spacing w:after="320"/>
+    </w:pPr>
+    <w:rPr>
+      <w:color w:val="666666"/>
+      <w:sz w:val="30"/>
+      <w:szCs w:val="30"/>
+    </w:rPr>
+  </w:style>
+  <w:style w:type="table" w:customStyle="1" w:styleId="a1">
+    <w:basedOn w:val="TableNormal0"/>
+    <w:tblPr>
+      <w:tblStyleRowBandSize w:val="1"/>
+      <w:tblStyleColBandSize w:val="1"/>
+      <w:tblCellMar>
+        <w:top w:w="100" w:type="dxa"/>
+        <w:left w:w="100" w:type="dxa"/>
+        <w:bottom w:w="100" w:type="dxa"/>
+        <w:right w:w="100" w:type="dxa"/>
+      </w:tblCellMar>
+    </w:tblPr>
+  </w:style>
+  <w:style w:type="table" w:customStyle="1" w:styleId="a2">
+    <w:basedOn w:val="TableNormal0"/>
+    <w:tblPr>
+      <w:tblStyleRowBandSize w:val="1"/>
+      <w:tblStyleColBandSize w:val="1"/>
+    </w:tblPr>
   </w:style>
 </w:styles>
 </file>
@@ -4388,4 +4383,19 @@
   </a:objectDefaults>
   <a:extraClrSchemeLst/>
 </a:theme>
+</file>
+
+<file path=customXml/item1.xml><?xml version="1.0" encoding="utf-8"?>
+<go:gDocsCustomXmlDataStorage xmlns:go="http://customooxmlschemas.google.com/" xmlns:r="http://schemas.openxmlformats.org/officeDocument/2006/relationships" uri="GoogleDocsCustomDataVersion2">
+  <go:docsCustomData xmlns:go="http://customooxmlschemas.google.com/" roundtripDataSignature="AMtx7mjAtwiUl0z0ia9DxJOhU/o84fciKg==">CgMxLjAyDmguYTFwYnU5bXJqcjdmOAByITFNNkthSHlydUstcF8xU3BueTNVNkQ5Qkk1a1ZfTS1YWA==</go:docsCustomData>
+</go:gDocsCustomXmlDataStorage>
+</file>
+
+<file path=customXml/itemProps1.xml><?xml version="1.0" encoding="utf-8"?>
+<ds:datastoreItem xmlns:ds="http://schemas.openxmlformats.org/officeDocument/2006/customXml" ds:itemID="{11111111-1234-1234-1234-123412341234}">
+  <ds:schemaRefs>
+    <ds:schemaRef ds:uri="http://customooxmlschemas.google.com/"/>
+    <ds:schemaRef ds:uri="http://schemas.openxmlformats.org/officeDocument/2006/relationships"/>
+  </ds:schemaRefs>
+</ds:datastoreItem>
 </file>